--- a/Rapport de projet 151.docx
+++ b/Rapport de projet 151.docx
@@ -1,6 +1,6 @@
 
 <file path=word/document.xml><?xml version="1.0" encoding="utf-8"?>
-<w:document xmlns:wpc="http://schemas.microsoft.com/office/word/2010/wordprocessingCanvas" xmlns:cx="http://schemas.microsoft.com/office/drawing/2014/chartex" xmlns:cx1="http://schemas.microsoft.com/office/drawing/2015/9/8/chartex" xmlns:cx2="http://schemas.microsoft.com/office/drawing/2015/10/21/chartex" xmlns:cx3="http://schemas.microsoft.com/office/drawing/2016/5/9/chartex" xmlns:cx4="http://schemas.microsoft.com/office/drawing/2016/5/10/chartex" xmlns:cx5="http://schemas.microsoft.com/office/drawing/2016/5/11/chartex" xmlns:cx6="http://schemas.microsoft.com/office/drawing/2016/5/12/chartex" xmlns:cx7="http://schemas.microsoft.com/office/drawing/2016/5/13/chartex" xmlns:cx8="http://schemas.microsoft.com/office/drawing/2016/5/14/chartex" xmlns:mc="http://schemas.openxmlformats.org/markup-compatibility/2006" xmlns:aink="http://schemas.microsoft.com/office/drawing/2016/ink" xmlns:am3d="http://schemas.microsoft.com/office/drawing/2017/model3d" xmlns:o="urn:schemas-microsoft-com:office:office" xmlns:oel="http://schemas.microsoft.com/office/2019/extlst" xmlns:r="http://schemas.openxmlformats.org/officeDocument/2006/relationships" xmlns:m="http://schemas.openxmlformats.org/officeDocument/2006/math" xmlns:v="urn:schemas-microsoft-com:vml" xmlns:wp14="http://schemas.microsoft.com/office/word/2010/wordprocessingDrawing" xmlns:wp="http://schemas.openxmlformats.org/drawingml/2006/wordprocessingDrawing" xmlns:w10="urn:schemas-microsoft-com:office:word" xmlns:w="http://schemas.openxmlformats.org/wordprocessingml/2006/main" xmlns:w14="http://schemas.microsoft.com/office/word/2010/wordml" xmlns:w15="http://schemas.microsoft.com/office/word/2012/wordml" xmlns:w16cex="http://schemas.microsoft.com/office/word/2018/wordml/cex" xmlns:w16cid="http://schemas.microsoft.com/office/word/2016/wordml/cid" xmlns:w16="http://schemas.microsoft.com/office/word/2018/wordml" xmlns:w16sdtdh="http://schemas.microsoft.com/office/word/2020/wordml/sdtdatahash" xmlns:w16se="http://schemas.microsoft.com/office/word/2015/wordml/symex" xmlns:wpg="http://schemas.microsoft.com/office/word/2010/wordprocessingGroup" xmlns:wpi="http://schemas.microsoft.com/office/word/2010/wordprocessingInk" xmlns:wne="http://schemas.microsoft.com/office/word/2006/wordml" xmlns:wps="http://schemas.microsoft.com/office/word/2010/wordprocessingShape" mc:Ignorable="w14 w15 w16se w16cid w16 w16cex w16sdtdh wp14">
+<w:document xmlns:wpc="http://schemas.microsoft.com/office/word/2010/wordprocessingCanvas" xmlns:cx="http://schemas.microsoft.com/office/drawing/2014/chartex" xmlns:cx1="http://schemas.microsoft.com/office/drawing/2015/9/8/chartex" xmlns:cx2="http://schemas.microsoft.com/office/drawing/2015/10/21/chartex" xmlns:cx3="http://schemas.microsoft.com/office/drawing/2016/5/9/chartex" xmlns:cx4="http://schemas.microsoft.com/office/drawing/2016/5/10/chartex" xmlns:cx5="http://schemas.microsoft.com/office/drawing/2016/5/11/chartex" xmlns:cx6="http://schemas.microsoft.com/office/drawing/2016/5/12/chartex" xmlns:cx7="http://schemas.microsoft.com/office/drawing/2016/5/13/chartex" xmlns:cx8="http://schemas.microsoft.com/office/drawing/2016/5/14/chartex" xmlns:mc="http://schemas.openxmlformats.org/markup-compatibility/2006" xmlns:aink="http://schemas.microsoft.com/office/drawing/2016/ink" xmlns:am3d="http://schemas.microsoft.com/office/drawing/2017/model3d" xmlns:o="urn:schemas-microsoft-com:office:office" xmlns:oel="http://schemas.microsoft.com/office/2019/extlst" xmlns:r="http://schemas.openxmlformats.org/officeDocument/2006/relationships" xmlns:m="http://schemas.openxmlformats.org/officeDocument/2006/math" xmlns:v="urn:schemas-microsoft-com:vml" xmlns:wp14="http://schemas.microsoft.com/office/word/2010/wordprocessingDrawing" xmlns:wp="http://schemas.openxmlformats.org/drawingml/2006/wordprocessingDrawing" xmlns:w10="urn:schemas-microsoft-com:office:word" xmlns:w="http://schemas.openxmlformats.org/wordprocessingml/2006/main" xmlns:w14="http://schemas.microsoft.com/office/word/2010/wordml" xmlns:w15="http://schemas.microsoft.com/office/word/2012/wordml" xmlns:w16cex="http://schemas.microsoft.com/office/word/2018/wordml/cex" xmlns:w16cid="http://schemas.microsoft.com/office/word/2016/wordml/cid" xmlns:w16="http://schemas.microsoft.com/office/word/2018/wordml" xmlns:w16du="http://schemas.microsoft.com/office/word/2023/wordml/word16du" xmlns:w16sdtdh="http://schemas.microsoft.com/office/word/2020/wordml/sdtdatahash" xmlns:w16se="http://schemas.microsoft.com/office/word/2015/wordml/symex" xmlns:wpg="http://schemas.microsoft.com/office/word/2010/wordprocessingGroup" xmlns:wpi="http://schemas.microsoft.com/office/word/2010/wordprocessingInk" xmlns:wne="http://schemas.microsoft.com/office/word/2006/wordml" xmlns:wps="http://schemas.microsoft.com/office/word/2010/wordprocessingShape" mc:Ignorable="w14 w15 w16se w16cid w16 w16cex w16sdtdh w16du wp14">
   <w:body>
     <w:p>
       <w:pPr>
@@ -1562,10 +1562,7 @@
       </w:pPr>
       <w:bookmarkStart w:id="14" w:name="_Toc183417742"/>
       <w:r>
-        <w:t>Conclusion</w:t>
-      </w:r>
-      <w:r>
-        <w:t xml:space="preserve"> personnelle</w:t>
+        <w:t>Conclusion personnelle</w:t>
       </w:r>
       <w:bookmarkEnd w:id="14"/>
     </w:p>
@@ -1584,63 +1581,67 @@
     <w:p>
       <w:pPr>
         <w:pStyle w:val="Titre1"/>
+        <w:rPr>
+          <w:lang w:val="de-CH"/>
+        </w:rPr>
       </w:pPr>
       <w:bookmarkStart w:id="16" w:name="_Toc183417744"/>
-      <w:r>
+      <w:proofErr w:type="spellStart"/>
+      <w:r>
+        <w:rPr>
+          <w:lang w:val="de-CH"/>
+        </w:rPr>
         <w:lastRenderedPageBreak/>
         <w:t>Webographie</w:t>
       </w:r>
       <w:bookmarkEnd w:id="16"/>
+      <w:proofErr w:type="spellEnd"/>
     </w:p>
     <w:p>
-      <w:pPr>
-        <w:rPr>
-          <w:lang w:val="en-GB"/>
-        </w:rPr>
-      </w:pPr>
-      <w:r>
-        <w:rPr>
-          <w:i/>
-          <w:iCs/>
-          <w:lang w:val="en-GB"/>
-        </w:rPr>
-        <w:t>Tailwind CSS</w:t>
-      </w:r>
-      <w:r>
-        <w:rPr>
-          <w:lang w:val="en-GB"/>
-        </w:rPr>
-        <w:t xml:space="preserve">, </w:t>
+      <w:proofErr w:type="spellStart"/>
+      <w:r>
+        <w:t>Tailwind</w:t>
+      </w:r>
+      <w:proofErr w:type="spellEnd"/>
+      <w:r>
+        <w:t xml:space="preserve"> CSS, </w:t>
       </w:r>
       <w:hyperlink r:id="rId8" w:history="1">
         <w:r>
           <w:rPr>
             <w:rStyle w:val="Lienhypertexte"/>
-            <w:lang w:val="en-GB"/>
+            <w:color w:val="4472C4" w:themeColor="accent1"/>
           </w:rPr>
-          <w:t>https://tailwindcss.com/docs/installation</w:t>
+          <w:t>https://tai</w:t>
+        </w:r>
+        <w:r>
+          <w:rPr>
+            <w:rStyle w:val="Lienhypertexte"/>
+            <w:color w:val="4472C4" w:themeColor="accent1"/>
+          </w:rPr>
+          <w:t>l</w:t>
+        </w:r>
+        <w:r>
+          <w:rPr>
+            <w:rStyle w:val="Lienhypertexte"/>
+            <w:color w:val="4472C4" w:themeColor="accent1"/>
+          </w:rPr>
+          <w:t>windcss.com/docs/installation</w:t>
         </w:r>
       </w:hyperlink>
       <w:r>
-        <w:rPr>
-          <w:lang w:val="en-GB"/>
-        </w:rPr>
         <w:t>,</w:t>
+      </w:r>
+      <w:r>
+        <w:t xml:space="preserve"> consulté le</w:t>
+      </w:r>
+      <w:r>
+        <w:t xml:space="preserve"> 29.11.2024</w:t>
       </w:r>
     </w:p>
     <w:p>
-      <w:pPr>
-        <w:rPr>
-          <w:i/>
-          <w:iCs/>
-        </w:rPr>
-      </w:pPr>
       <w:proofErr w:type="spellStart"/>
       <w:r>
-        <w:rPr>
-          <w:i/>
-          <w:iCs/>
-        </w:rPr>
         <w:t>TailwinUI</w:t>
       </w:r>
       <w:proofErr w:type="spellEnd"/>
@@ -1656,67 +1657,44 @@
         </w:r>
       </w:hyperlink>
       <w:r>
+        <w:t>, con</w:t>
+      </w:r>
+      <w:r>
+        <w:t>sulté le 29.11.2024</w:t>
+      </w:r>
+    </w:p>
+    <w:p>
+      <w:proofErr w:type="spellStart"/>
+      <w:r>
+        <w:t>ChatGPT</w:t>
+      </w:r>
+      <w:proofErr w:type="spellEnd"/>
+      <w:r>
         <w:t xml:space="preserve">, </w:t>
       </w:r>
-      <w:r>
-        <w:rPr>
-          <w:i/>
-          <w:iCs/>
-        </w:rPr>
-        <w:t xml:space="preserve"> </w:t>
+      <w:hyperlink r:id="rId10" w:history="1">
+        <w:r>
+          <w:rPr>
+            <w:rStyle w:val="Lienhypertexte"/>
+          </w:rPr>
+          <w:t>https://chatgpt.com</w:t>
+        </w:r>
+      </w:hyperlink>
+      <w:r>
+        <w:t>, cons</w:t>
+      </w:r>
+      <w:r>
+        <w:t>ulté le 29.11.2024</w:t>
       </w:r>
     </w:p>
     <w:p>
       <w:pPr>
         <w:rPr>
-          <w:i/>
-          <w:iCs/>
+          <w:rStyle w:val="Lienhypertexte"/>
         </w:rPr>
       </w:pPr>
-      <w:proofErr w:type="spellStart"/>
-      <w:r>
-        <w:rPr>
-          <w:i/>
-          <w:iCs/>
-        </w:rPr>
-        <w:t>ChatGPT</w:t>
-      </w:r>
-      <w:proofErr w:type="spellEnd"/>
-      <w:r>
-        <w:rPr>
-          <w:i/>
-          <w:iCs/>
-        </w:rPr>
-        <w:t xml:space="preserve">, </w:t>
-      </w:r>
-      <w:hyperlink r:id="rId10" w:history="1">
-        <w:r>
-          <w:rPr>
-            <w:rStyle w:val="Lienhypertexte"/>
-            <w:i/>
-            <w:iCs/>
-          </w:rPr>
-          <w:t>https://chatgpt.com</w:t>
-        </w:r>
-      </w:hyperlink>
-      <w:r>
-        <w:rPr>
-          <w:i/>
-          <w:iCs/>
-        </w:rPr>
-        <w:t>,</w:t>
-      </w:r>
-    </w:p>
-    <w:p>
-      <w:r>
-        <w:rPr>
-          <w:i/>
-          <w:iCs/>
-        </w:rPr>
-        <w:t>Icons8</w:t>
-      </w:r>
-      <w:r>
-        <w:t xml:space="preserve">, </w:t>
+      <w:r>
+        <w:t xml:space="preserve">Icons8, </w:t>
       </w:r>
       <w:hyperlink r:id="rId11" w:history="1">
         <w:r>
@@ -1726,15 +1704,188 @@
           <w:t>https://icons8.com/icons/new</w:t>
         </w:r>
       </w:hyperlink>
+      <w:r>
+        <w:t>, cons</w:t>
+      </w:r>
+      <w:r>
+        <w:t>ulté le 29.11.2024</w:t>
+      </w:r>
     </w:p>
-    <w:p/>
     <w:p>
       <w:pPr>
         <w:rPr>
-          <w:i/>
-          <w:iCs/>
+          <w:lang w:val="en-GB"/>
         </w:rPr>
       </w:pPr>
+      <w:r>
+        <w:rPr>
+          <w:lang w:val="en-GB"/>
+        </w:rPr>
+        <w:t>W3</w:t>
+      </w:r>
+      <w:r>
+        <w:rPr>
+          <w:lang w:val="en-GB"/>
+        </w:rPr>
+        <w:t xml:space="preserve">Schools, </w:t>
+      </w:r>
+      <w:hyperlink r:id="rId12" w:tgtFrame="_blank" w:history="1">
+        <w:r>
+          <w:rPr>
+            <w:rStyle w:val="Lienhypertexte"/>
+            <w:lang w:val="en-US"/>
+          </w:rPr>
+          <w:t xml:space="preserve">How </w:t>
+        </w:r>
+        <w:proofErr w:type="gramStart"/>
+        <w:r>
+          <w:rPr>
+            <w:rStyle w:val="Lienhypertexte"/>
+            <w:lang w:val="en-US"/>
+          </w:rPr>
+          <w:t>To</w:t>
+        </w:r>
+        <w:proofErr w:type="gramEnd"/>
+        <w:r>
+          <w:rPr>
+            <w:rStyle w:val="Lienhypertexte"/>
+            <w:lang w:val="en-US"/>
+          </w:rPr>
+          <w:t xml:space="preserve"> Create a Search Bar</w:t>
+        </w:r>
+      </w:hyperlink>
+      <w:r>
+        <w:rPr>
+          <w:lang w:val="en-US"/>
+        </w:rPr>
+        <w:t xml:space="preserve">, </w:t>
+      </w:r>
+      <w:proofErr w:type="spellStart"/>
+      <w:r>
+        <w:rPr>
+          <w:lang w:val="en-US"/>
+        </w:rPr>
+        <w:t>consulté</w:t>
+      </w:r>
+      <w:proofErr w:type="spellEnd"/>
+      <w:r>
+        <w:rPr>
+          <w:lang w:val="en-US"/>
+        </w:rPr>
+        <w:t xml:space="preserve"> le 25.11.2024</w:t>
+      </w:r>
+      <w:r>
+        <w:rPr>
+          <w:lang w:val="en-GB"/>
+        </w:rPr>
+        <w:t> </w:t>
+      </w:r>
+    </w:p>
+    <w:p>
+      <w:proofErr w:type="spellStart"/>
+      <w:r>
+        <w:t>Delf</w:t>
+      </w:r>
+      <w:r>
+        <w:t>S</w:t>
+      </w:r>
+      <w:r>
+        <w:t>tack</w:t>
+      </w:r>
+      <w:proofErr w:type="spellEnd"/>
+      <w:r>
+        <w:t xml:space="preserve">, </w:t>
+      </w:r>
+      <w:hyperlink r:id="rId13" w:anchor=":~:text=Dans%20ce%20tutoriel%2C%20nous%20visons%20%C3%A0%20apprendre%20%C3%A0,donn%C3%A9e%20comme%20SELECT%20IF%28condition%2C%20result_when_true%2C%20result_when_false%29%20AS%20%5Bcol_name%5D." w:history="1">
+        <w:r>
+          <w:rPr>
+            <w:rStyle w:val="Lienhypertexte"/>
+          </w:rPr>
+          <w:t>L'instructi</w:t>
+        </w:r>
+        <w:r>
+          <w:rPr>
+            <w:rStyle w:val="Lienhypertexte"/>
+          </w:rPr>
+          <w:t>o</w:t>
+        </w:r>
+        <w:r>
+          <w:rPr>
+            <w:rStyle w:val="Lienhypertexte"/>
+          </w:rPr>
+          <w:t>n IF dans MySQL | Delft Stack</w:t>
+        </w:r>
+      </w:hyperlink>
+      <w:r>
+        <w:t xml:space="preserve">, </w:t>
+      </w:r>
+      <w:r>
+        <w:t>consulté le</w:t>
+      </w:r>
+      <w:r>
+        <w:t xml:space="preserve"> </w:t>
+      </w:r>
+      <w:r>
+        <w:t>26.11.24</w:t>
+      </w:r>
+    </w:p>
+    <w:p>
+      <w:r>
+        <w:t>Learn</w:t>
+      </w:r>
+      <w:r>
+        <w:t>SQL.fr</w:t>
+      </w:r>
+      <w:r>
+        <w:t xml:space="preserve">, </w:t>
+      </w:r>
+      <w:hyperlink r:id="rId14" w:anchor=":~:text=Pour%20cr%C3%A9er%20des%20conditions%20de%20filtrage%20encore%20plus,en%20SQL%20%3A%20PAS%20%E2%86%92%20ET%20%E2%86%92%20OU." w:history="1">
+        <w:r>
+          <w:rPr>
+            <w:rStyle w:val="Lienhypertexte"/>
+          </w:rPr>
+          <w:t xml:space="preserve">Le guide </w:t>
+        </w:r>
+        <w:r>
+          <w:rPr>
+            <w:rStyle w:val="Lienhypertexte"/>
+          </w:rPr>
+          <w:t>c</w:t>
+        </w:r>
+        <w:r>
+          <w:rPr>
+            <w:rStyle w:val="Lienhypertexte"/>
+          </w:rPr>
+          <w:t>omplet de la clause WHERE en SQL | L</w:t>
+        </w:r>
+        <w:r>
+          <w:rPr>
+            <w:rStyle w:val="Lienhypertexte"/>
+          </w:rPr>
+          <w:t>e</w:t>
+        </w:r>
+        <w:r>
+          <w:rPr>
+            <w:rStyle w:val="Lienhypertexte"/>
+          </w:rPr>
+          <w:t>arnSQ</w:t>
+        </w:r>
+        <w:r>
+          <w:rPr>
+            <w:rStyle w:val="Lienhypertexte"/>
+          </w:rPr>
+          <w:t>L</w:t>
+        </w:r>
+        <w:r>
+          <w:rPr>
+            <w:rStyle w:val="Lienhypertexte"/>
+          </w:rPr>
+          <w:t>.fr</w:t>
+        </w:r>
+      </w:hyperlink>
+      <w:r>
+        <w:t>, 26.11.24</w:t>
+      </w:r>
     </w:p>
     <w:sectPr>
       <w:pgSz w:w="11906" w:h="16838"/>
@@ -1747,7 +1898,7 @@
 </file>
 
 <file path=word/styles.xml><?xml version="1.0" encoding="utf-8"?>
-<w:styles xmlns:mc="http://schemas.openxmlformats.org/markup-compatibility/2006" xmlns:r="http://schemas.openxmlformats.org/officeDocument/2006/relationships" xmlns:w="http://schemas.openxmlformats.org/wordprocessingml/2006/main" xmlns:w14="http://schemas.microsoft.com/office/word/2010/wordml" xmlns:w15="http://schemas.microsoft.com/office/word/2012/wordml" xmlns:w16cex="http://schemas.microsoft.com/office/word/2018/wordml/cex" xmlns:w16cid="http://schemas.microsoft.com/office/word/2016/wordml/cid" xmlns:w16="http://schemas.microsoft.com/office/word/2018/wordml" xmlns:w16sdtdh="http://schemas.microsoft.com/office/word/2020/wordml/sdtdatahash" xmlns:w16se="http://schemas.microsoft.com/office/word/2015/wordml/symex" mc:Ignorable="w14 w15 w16se w16cid w16 w16cex w16sdtdh">
+<w:styles xmlns:mc="http://schemas.openxmlformats.org/markup-compatibility/2006" xmlns:r="http://schemas.openxmlformats.org/officeDocument/2006/relationships" xmlns:w="http://schemas.openxmlformats.org/wordprocessingml/2006/main" xmlns:w14="http://schemas.microsoft.com/office/word/2010/wordml" xmlns:w15="http://schemas.microsoft.com/office/word/2012/wordml" xmlns:w16cex="http://schemas.microsoft.com/office/word/2018/wordml/cex" xmlns:w16cid="http://schemas.microsoft.com/office/word/2016/wordml/cid" xmlns:w16="http://schemas.microsoft.com/office/word/2018/wordml" xmlns:w16du="http://schemas.microsoft.com/office/word/2023/wordml/word16du" xmlns:w16sdtdh="http://schemas.microsoft.com/office/word/2020/wordml/sdtdatahash" xmlns:w16se="http://schemas.microsoft.com/office/word/2015/wordml/symex" mc:Ignorable="w14 w15 w16se w16cid w16 w16cex w16sdtdh w16du">
   <w:docDefaults>
     <w:rPrDefault>
       <w:rPr>
@@ -2204,7 +2355,6 @@
   <w:style w:type="character" w:default="1" w:styleId="Policepardfaut">
     <w:name w:val="Default Paragraph Font"/>
     <w:uiPriority w:val="1"/>
-    <w:semiHidden/>
     <w:unhideWhenUsed/>
   </w:style>
   <w:style w:type="table" w:default="1" w:styleId="TableauNormal">
@@ -2393,6 +2543,18 @@
     <w:rPr>
       <w:color w:val="605E5C"/>
       <w:shd w:val="clear" w:color="auto" w:fill="E1DFDD"/>
+    </w:rPr>
+  </w:style>
+  <w:style w:type="character" w:styleId="Lienhypertextesuivivisit">
+    <w:name w:val="FollowedHyperlink"/>
+    <w:basedOn w:val="Policepardfaut"/>
+    <w:uiPriority w:val="99"/>
+    <w:semiHidden/>
+    <w:unhideWhenUsed/>
+    <w:rsid w:val="007614AF"/>
+    <w:rPr>
+      <w:color w:val="954F72" w:themeColor="followedHyperlink"/>
+      <w:u w:val="single"/>
     </w:rPr>
   </w:style>
 </w:styles>
@@ -2694,12 +2856,7 @@
 </file>
 
 <file path=customXml/item1.xml><?xml version="1.0" encoding="utf-8"?>
-<?mso-contentType ?>
-<FormTemplates xmlns="http://schemas.microsoft.com/sharepoint/v3/contenttype/forms">
-  <Display>DocumentLibraryForm</Display>
-  <Edit>DocumentLibraryForm</Edit>
-  <New>DocumentLibraryForm</New>
-</FormTemplates>
+<b:Sources xmlns:b="http://schemas.openxmlformats.org/officeDocument/2006/bibliography" xmlns="http://schemas.openxmlformats.org/officeDocument/2006/bibliography" SelectedStyle="\APASixthEditionOfficeOnline.xsl" StyleName="APA" Version="6"/>
 </file>
 
 <file path=customXml/item2.xml><?xml version="1.0" encoding="utf-8"?>
@@ -2956,7 +3113,12 @@
 </file>
 
 <file path=customXml/item3.xml><?xml version="1.0" encoding="utf-8"?>
-<b:Sources xmlns:b="http://schemas.openxmlformats.org/officeDocument/2006/bibliography" xmlns="http://schemas.openxmlformats.org/officeDocument/2006/bibliography" SelectedStyle="\APASixthEditionOfficeOnline.xsl" StyleName="APA" Version="6"/>
+<?mso-contentType ?>
+<FormTemplates xmlns="http://schemas.microsoft.com/sharepoint/v3/contenttype/forms">
+  <Display>DocumentLibraryForm</Display>
+  <Edit>DocumentLibraryForm</Edit>
+  <New>DocumentLibraryForm</New>
+</FormTemplates>
 </file>
 
 <file path=customXml/item4.xml><?xml version="1.0" encoding="utf-8"?>
@@ -2968,9 +3130,9 @@
 </file>
 
 <file path=customXml/itemProps1.xml><?xml version="1.0" encoding="utf-8"?>
-<ds:datastoreItem xmlns:ds="http://schemas.openxmlformats.org/officeDocument/2006/customXml" ds:itemID="{B40BDD30-5C6F-4CE7-A239-E1CC62841014}">
+<ds:datastoreItem xmlns:ds="http://schemas.openxmlformats.org/officeDocument/2006/customXml" ds:itemID="{D0F41924-4BEF-4C66-BDA8-2632E4D4AC33}">
   <ds:schemaRefs>
-    <ds:schemaRef ds:uri="http://schemas.microsoft.com/sharepoint/v3/contenttype/forms"/>
+    <ds:schemaRef ds:uri="http://schemas.openxmlformats.org/officeDocument/2006/bibliography"/>
   </ds:schemaRefs>
 </ds:datastoreItem>
 </file>
@@ -2995,9 +3157,9 @@
 </file>
 
 <file path=customXml/itemProps3.xml><?xml version="1.0" encoding="utf-8"?>
-<ds:datastoreItem xmlns:ds="http://schemas.openxmlformats.org/officeDocument/2006/customXml" ds:itemID="{D0F41924-4BEF-4C66-BDA8-2632E4D4AC33}">
+<ds:datastoreItem xmlns:ds="http://schemas.openxmlformats.org/officeDocument/2006/customXml" ds:itemID="{B40BDD30-5C6F-4CE7-A239-E1CC62841014}">
   <ds:schemaRefs>
-    <ds:schemaRef ds:uri="http://schemas.openxmlformats.org/officeDocument/2006/bibliography"/>
+    <ds:schemaRef ds:uri="http://schemas.microsoft.com/sharepoint/v3/contenttype/forms"/>
   </ds:schemaRefs>
 </ds:datastoreItem>
 </file>

--- a/Rapport de projet 151.docx
+++ b/Rapport de projet 151.docx
@@ -1581,21 +1581,13 @@
     <w:p>
       <w:pPr>
         <w:pStyle w:val="Titre1"/>
-        <w:rPr>
-          <w:lang w:val="de-CH"/>
-        </w:rPr>
       </w:pPr>
       <w:bookmarkStart w:id="16" w:name="_Toc183417744"/>
-      <w:proofErr w:type="spellStart"/>
-      <w:r>
-        <w:rPr>
-          <w:lang w:val="de-CH"/>
-        </w:rPr>
+      <w:r>
         <w:lastRenderedPageBreak/>
         <w:t>Webographie</w:t>
       </w:r>
       <w:bookmarkEnd w:id="16"/>
-      <w:proofErr w:type="spellEnd"/>
     </w:p>
     <w:p>
       <w:proofErr w:type="spellStart"/>
@@ -1612,21 +1604,7 @@
             <w:rStyle w:val="Lienhypertexte"/>
             <w:color w:val="4472C4" w:themeColor="accent1"/>
           </w:rPr>
-          <w:t>https://tai</w:t>
-        </w:r>
-        <w:r>
-          <w:rPr>
-            <w:rStyle w:val="Lienhypertexte"/>
-            <w:color w:val="4472C4" w:themeColor="accent1"/>
-          </w:rPr>
-          <w:t>l</w:t>
-        </w:r>
-        <w:r>
-          <w:rPr>
-            <w:rStyle w:val="Lienhypertexte"/>
-            <w:color w:val="4472C4" w:themeColor="accent1"/>
-          </w:rPr>
-          <w:t>windcss.com/docs/installation</w:t>
+          <w:t>https://tailwindcss.com/docs/installation</w:t>
         </w:r>
       </w:hyperlink>
       <w:r>
@@ -1801,26 +1779,11 @@
           <w:rPr>
             <w:rStyle w:val="Lienhypertexte"/>
           </w:rPr>
-          <w:t>L'instructi</w:t>
-        </w:r>
-        <w:r>
-          <w:rPr>
-            <w:rStyle w:val="Lienhypertexte"/>
-          </w:rPr>
-          <w:t>o</w:t>
-        </w:r>
-        <w:r>
-          <w:rPr>
-            <w:rStyle w:val="Lienhypertexte"/>
-          </w:rPr>
-          <w:t>n IF dans MySQL | Delft Stack</w:t>
+          <w:t>L'instruction IF dans MySQL | Delft Stack</w:t>
         </w:r>
       </w:hyperlink>
       <w:r>
-        <w:t xml:space="preserve">, </w:t>
-      </w:r>
-      <w:r>
-        <w:t>consulté le</w:t>
+        <w:t>, consulté le</w:t>
       </w:r>
       <w:r>
         <w:t xml:space="preserve"> </w:t>
@@ -1844,49 +1807,34 @@
           <w:rPr>
             <w:rStyle w:val="Lienhypertexte"/>
           </w:rPr>
-          <w:t xml:space="preserve">Le guide </w:t>
+          <w:t>Le guide complet de la clause WHERE en SQL | LearnSQL.fr</w:t>
         </w:r>
+      </w:hyperlink>
+      <w:r>
+        <w:t>, 26.11.24</w:t>
+      </w:r>
+    </w:p>
+    <w:p>
+      <w:hyperlink r:id="rId15" w:history="1">
         <w:r>
           <w:rPr>
             <w:rStyle w:val="Lienhypertexte"/>
           </w:rPr>
-          <w:t>c</w:t>
+          <w:t>https://sql.sh/fonctions/agregation/avg</w:t>
         </w:r>
+      </w:hyperlink>
+    </w:p>
+    <w:p>
+      <w:hyperlink r:id="rId16" w:history="1">
         <w:r>
           <w:rPr>
             <w:rStyle w:val="Lienhypertexte"/>
           </w:rPr>
-          <w:t>omplet de la clause WHERE en SQL | L</w:t>
-        </w:r>
-        <w:r>
-          <w:rPr>
-            <w:rStyle w:val="Lienhypertexte"/>
-          </w:rPr>
-          <w:t>e</w:t>
-        </w:r>
-        <w:r>
-          <w:rPr>
-            <w:rStyle w:val="Lienhypertexte"/>
-          </w:rPr>
-          <w:t>arnSQ</w:t>
-        </w:r>
-        <w:r>
-          <w:rPr>
-            <w:rStyle w:val="Lienhypertexte"/>
-          </w:rPr>
-          <w:t>L</w:t>
-        </w:r>
-        <w:r>
-          <w:rPr>
-            <w:rStyle w:val="Lienhypertexte"/>
-          </w:rPr>
-          <w:t>.fr</w:t>
+          <w:t>https://sql.sh/fonctions/round</w:t>
         </w:r>
       </w:hyperlink>
-      <w:r>
-        <w:t>, 26.11.24</w:t>
-      </w:r>
     </w:p>
+    <w:p/>
     <w:sectPr>
       <w:pgSz w:w="11906" w:h="16838"/>
       <w:pgMar w:top="1417" w:right="1417" w:bottom="1417" w:left="1417" w:header="708" w:footer="708" w:gutter="0"/>
@@ -2355,6 +2303,7 @@
   <w:style w:type="character" w:default="1" w:styleId="Policepardfaut">
     <w:name w:val="Default Paragraph Font"/>
     <w:uiPriority w:val="1"/>
+    <w:semiHidden/>
     <w:unhideWhenUsed/>
   </w:style>
   <w:style w:type="table" w:default="1" w:styleId="TableauNormal">
@@ -2856,10 +2805,6 @@
 </file>
 
 <file path=customXml/item1.xml><?xml version="1.0" encoding="utf-8"?>
-<b:Sources xmlns:b="http://schemas.openxmlformats.org/officeDocument/2006/bibliography" xmlns="http://schemas.openxmlformats.org/officeDocument/2006/bibliography" SelectedStyle="\APASixthEditionOfficeOnline.xsl" StyleName="APA" Version="6"/>
-</file>
-
-<file path=customXml/item2.xml><?xml version="1.0" encoding="utf-8"?>
 <ct:contentTypeSchema xmlns:ct="http://schemas.microsoft.com/office/2006/metadata/contentType" xmlns:ma="http://schemas.microsoft.com/office/2006/metadata/properties/metaAttributes" ct:_="" ma:_="" ma:contentTypeName="Document" ma:contentTypeID="0x0101002111B0F6B9A4254395AB1DB111DB9386" ma:contentTypeVersion="18" ma:contentTypeDescription="Crée un document." ma:contentTypeScope="" ma:versionID="d9d6e71f22ffe43e2c52599b455c7b25">
   <xsd:schema xmlns:xsd="http://www.w3.org/2001/XMLSchema" xmlns:xs="http://www.w3.org/2001/XMLSchema" xmlns:p="http://schemas.microsoft.com/office/2006/metadata/properties" xmlns:ns3="b00ac6d6-80cd-413d-830d-913bbb25803f" xmlns:ns4="ee80aa89-3e9c-4f48-b6f7-2e434b001f62" targetNamespace="http://schemas.microsoft.com/office/2006/metadata/properties" ma:root="true" ma:fieldsID="ed733014cbd63336034cb6a2706260a3" ns3:_="" ns4:_="">
     <xsd:import namespace="b00ac6d6-80cd-413d-830d-913bbb25803f"/>
@@ -3112,7 +3057,19 @@
 </ct:contentTypeSchema>
 </file>
 
+<file path=customXml/item2.xml><?xml version="1.0" encoding="utf-8"?>
+<b:Sources xmlns:b="http://schemas.openxmlformats.org/officeDocument/2006/bibliography" xmlns="http://schemas.openxmlformats.org/officeDocument/2006/bibliography" SelectedStyle="\APASixthEditionOfficeOnline.xsl" StyleName="APA" Version="6"/>
+</file>
+
 <file path=customXml/item3.xml><?xml version="1.0" encoding="utf-8"?>
+<p:properties xmlns:p="http://schemas.microsoft.com/office/2006/metadata/properties" xmlns:xsi="http://www.w3.org/2001/XMLSchema-instance" xmlns:pc="http://schemas.microsoft.com/office/infopath/2007/PartnerControls">
+  <documentManagement>
+    <_activity xmlns="b00ac6d6-80cd-413d-830d-913bbb25803f" xsi:nil="true"/>
+  </documentManagement>
+</p:properties>
+</file>
+
+<file path=customXml/item4.xml><?xml version="1.0" encoding="utf-8"?>
 <?mso-contentType ?>
 <FormTemplates xmlns="http://schemas.microsoft.com/sharepoint/v3/contenttype/forms">
   <Display>DocumentLibraryForm</Display>
@@ -3121,23 +3078,7 @@
 </FormTemplates>
 </file>
 
-<file path=customXml/item4.xml><?xml version="1.0" encoding="utf-8"?>
-<p:properties xmlns:p="http://schemas.microsoft.com/office/2006/metadata/properties" xmlns:xsi="http://www.w3.org/2001/XMLSchema-instance" xmlns:pc="http://schemas.microsoft.com/office/infopath/2007/PartnerControls">
-  <documentManagement>
-    <_activity xmlns="b00ac6d6-80cd-413d-830d-913bbb25803f" xsi:nil="true"/>
-  </documentManagement>
-</p:properties>
-</file>
-
 <file path=customXml/itemProps1.xml><?xml version="1.0" encoding="utf-8"?>
-<ds:datastoreItem xmlns:ds="http://schemas.openxmlformats.org/officeDocument/2006/customXml" ds:itemID="{D0F41924-4BEF-4C66-BDA8-2632E4D4AC33}">
-  <ds:schemaRefs>
-    <ds:schemaRef ds:uri="http://schemas.openxmlformats.org/officeDocument/2006/bibliography"/>
-  </ds:schemaRefs>
-</ds:datastoreItem>
-</file>
-
-<file path=customXml/itemProps2.xml><?xml version="1.0" encoding="utf-8"?>
 <ds:datastoreItem xmlns:ds="http://schemas.openxmlformats.org/officeDocument/2006/customXml" ds:itemID="{C2DA5A2D-E6AE-4CF1-8B69-DF89A60A1EBF}">
   <ds:schemaRefs>
     <ds:schemaRef ds:uri="http://schemas.microsoft.com/office/2006/metadata/contentType"/>
@@ -3156,15 +3097,15 @@
 </ds:datastoreItem>
 </file>
 
-<file path=customXml/itemProps3.xml><?xml version="1.0" encoding="utf-8"?>
-<ds:datastoreItem xmlns:ds="http://schemas.openxmlformats.org/officeDocument/2006/customXml" ds:itemID="{B40BDD30-5C6F-4CE7-A239-E1CC62841014}">
+<file path=customXml/itemProps2.xml><?xml version="1.0" encoding="utf-8"?>
+<ds:datastoreItem xmlns:ds="http://schemas.openxmlformats.org/officeDocument/2006/customXml" ds:itemID="{D0F41924-4BEF-4C66-BDA8-2632E4D4AC33}">
   <ds:schemaRefs>
-    <ds:schemaRef ds:uri="http://schemas.microsoft.com/sharepoint/v3/contenttype/forms"/>
+    <ds:schemaRef ds:uri="http://schemas.openxmlformats.org/officeDocument/2006/bibliography"/>
   </ds:schemaRefs>
 </ds:datastoreItem>
 </file>
 
-<file path=customXml/itemProps4.xml><?xml version="1.0" encoding="utf-8"?>
+<file path=customXml/itemProps3.xml><?xml version="1.0" encoding="utf-8"?>
 <ds:datastoreItem xmlns:ds="http://schemas.openxmlformats.org/officeDocument/2006/customXml" ds:itemID="{E01C4D31-F5BF-4169-92BB-33EB44164409}">
   <ds:schemaRefs>
     <ds:schemaRef ds:uri="http://schemas.microsoft.com/office/2006/metadata/properties"/>
@@ -3172,4 +3113,12 @@
     <ds:schemaRef ds:uri="b00ac6d6-80cd-413d-830d-913bbb25803f"/>
   </ds:schemaRefs>
 </ds:datastoreItem>
+</file>
+
+<file path=customXml/itemProps4.xml><?xml version="1.0" encoding="utf-8"?>
+<ds:datastoreItem xmlns:ds="http://schemas.openxmlformats.org/officeDocument/2006/customXml" ds:itemID="{B40BDD30-5C6F-4CE7-A239-E1CC62841014}">
+  <ds:schemaRefs>
+    <ds:schemaRef ds:uri="http://schemas.microsoft.com/sharepoint/v3/contenttype/forms"/>
+  </ds:schemaRefs>
+</ds:datastoreItem>
 </file>
--- a/Rapport de projet 151.docx
+++ b/Rapport de projet 151.docx
@@ -1,6 +1,6 @@
 
 <file path=word/document.xml><?xml version="1.0" encoding="utf-8"?>
-<w:document xmlns:wpc="http://schemas.microsoft.com/office/word/2010/wordprocessingCanvas" xmlns:cx="http://schemas.microsoft.com/office/drawing/2014/chartex" xmlns:cx1="http://schemas.microsoft.com/office/drawing/2015/9/8/chartex" xmlns:cx2="http://schemas.microsoft.com/office/drawing/2015/10/21/chartex" xmlns:cx3="http://schemas.microsoft.com/office/drawing/2016/5/9/chartex" xmlns:cx4="http://schemas.microsoft.com/office/drawing/2016/5/10/chartex" xmlns:cx5="http://schemas.microsoft.com/office/drawing/2016/5/11/chartex" xmlns:cx6="http://schemas.microsoft.com/office/drawing/2016/5/12/chartex" xmlns:cx7="http://schemas.microsoft.com/office/drawing/2016/5/13/chartex" xmlns:cx8="http://schemas.microsoft.com/office/drawing/2016/5/14/chartex" xmlns:mc="http://schemas.openxmlformats.org/markup-compatibility/2006" xmlns:aink="http://schemas.microsoft.com/office/drawing/2016/ink" xmlns:am3d="http://schemas.microsoft.com/office/drawing/2017/model3d" xmlns:o="urn:schemas-microsoft-com:office:office" xmlns:oel="http://schemas.microsoft.com/office/2019/extlst" xmlns:r="http://schemas.openxmlformats.org/officeDocument/2006/relationships" xmlns:m="http://schemas.openxmlformats.org/officeDocument/2006/math" xmlns:v="urn:schemas-microsoft-com:vml" xmlns:wp14="http://schemas.microsoft.com/office/word/2010/wordprocessingDrawing" xmlns:wp="http://schemas.openxmlformats.org/drawingml/2006/wordprocessingDrawing" xmlns:w10="urn:schemas-microsoft-com:office:word" xmlns:w="http://schemas.openxmlformats.org/wordprocessingml/2006/main" xmlns:w14="http://schemas.microsoft.com/office/word/2010/wordml" xmlns:w15="http://schemas.microsoft.com/office/word/2012/wordml" xmlns:w16cex="http://schemas.microsoft.com/office/word/2018/wordml/cex" xmlns:w16cid="http://schemas.microsoft.com/office/word/2016/wordml/cid" xmlns:w16="http://schemas.microsoft.com/office/word/2018/wordml" xmlns:w16du="http://schemas.microsoft.com/office/word/2023/wordml/word16du" xmlns:w16sdtdh="http://schemas.microsoft.com/office/word/2020/wordml/sdtdatahash" xmlns:w16se="http://schemas.microsoft.com/office/word/2015/wordml/symex" xmlns:wpg="http://schemas.microsoft.com/office/word/2010/wordprocessingGroup" xmlns:wpi="http://schemas.microsoft.com/office/word/2010/wordprocessingInk" xmlns:wne="http://schemas.microsoft.com/office/word/2006/wordml" xmlns:wps="http://schemas.microsoft.com/office/word/2010/wordprocessingShape" mc:Ignorable="w14 w15 w16se w16cid w16 w16cex w16sdtdh w16du wp14">
+<w:document xmlns:wpc="http://schemas.microsoft.com/office/word/2010/wordprocessingCanvas" xmlns:cx="http://schemas.microsoft.com/office/drawing/2014/chartex" xmlns:cx1="http://schemas.microsoft.com/office/drawing/2015/9/8/chartex" xmlns:cx2="http://schemas.microsoft.com/office/drawing/2015/10/21/chartex" xmlns:cx3="http://schemas.microsoft.com/office/drawing/2016/5/9/chartex" xmlns:cx4="http://schemas.microsoft.com/office/drawing/2016/5/10/chartex" xmlns:cx5="http://schemas.microsoft.com/office/drawing/2016/5/11/chartex" xmlns:cx6="http://schemas.microsoft.com/office/drawing/2016/5/12/chartex" xmlns:cx7="http://schemas.microsoft.com/office/drawing/2016/5/13/chartex" xmlns:cx8="http://schemas.microsoft.com/office/drawing/2016/5/14/chartex" xmlns:mc="http://schemas.openxmlformats.org/markup-compatibility/2006" xmlns:aink="http://schemas.microsoft.com/office/drawing/2016/ink" xmlns:am3d="http://schemas.microsoft.com/office/drawing/2017/model3d" xmlns:o="urn:schemas-microsoft-com:office:office" xmlns:oel="http://schemas.microsoft.com/office/2019/extlst" xmlns:r="http://schemas.openxmlformats.org/officeDocument/2006/relationships" xmlns:m="http://schemas.openxmlformats.org/officeDocument/2006/math" xmlns:v="urn:schemas-microsoft-com:vml" xmlns:wp14="http://schemas.microsoft.com/office/word/2010/wordprocessingDrawing" xmlns:wp="http://schemas.openxmlformats.org/drawingml/2006/wordprocessingDrawing" xmlns:w10="urn:schemas-microsoft-com:office:word" xmlns:w="http://schemas.openxmlformats.org/wordprocessingml/2006/main" xmlns:w14="http://schemas.microsoft.com/office/word/2010/wordml" xmlns:w15="http://schemas.microsoft.com/office/word/2012/wordml" xmlns:w16cex="http://schemas.microsoft.com/office/word/2018/wordml/cex" xmlns:w16cid="http://schemas.microsoft.com/office/word/2016/wordml/cid" xmlns:w16="http://schemas.microsoft.com/office/word/2018/wordml" xmlns:w16sdtdh="http://schemas.microsoft.com/office/word/2020/wordml/sdtdatahash" xmlns:w16se="http://schemas.microsoft.com/office/word/2015/wordml/symex" xmlns:wpg="http://schemas.microsoft.com/office/word/2010/wordprocessingGroup" xmlns:wpi="http://schemas.microsoft.com/office/word/2010/wordprocessingInk" xmlns:wne="http://schemas.microsoft.com/office/word/2006/wordml" xmlns:wps="http://schemas.microsoft.com/office/word/2010/wordprocessingShape" mc:Ignorable="w14 w15 w16se w16cid w16 w16cex w16sdtdh wp14">
   <w:body>
     <w:p>
       <w:pPr>
@@ -1590,13 +1590,8 @@
       <w:bookmarkEnd w:id="16"/>
     </w:p>
     <w:p>
-      <w:proofErr w:type="spellStart"/>
-      <w:r>
-        <w:t>Tailwind</w:t>
-      </w:r>
-      <w:proofErr w:type="spellEnd"/>
-      <w:r>
-        <w:t xml:space="preserve"> CSS, </w:t>
+      <w:r>
+        <w:t xml:space="preserve">Tailwind CSS, </w:t>
       </w:r>
       <w:hyperlink r:id="rId8" w:history="1">
         <w:r>
@@ -1618,13 +1613,8 @@
       </w:r>
     </w:p>
     <w:p>
-      <w:proofErr w:type="spellStart"/>
-      <w:r>
-        <w:t>TailwinUI</w:t>
-      </w:r>
-      <w:proofErr w:type="spellEnd"/>
-      <w:r>
-        <w:t xml:space="preserve">, </w:t>
+      <w:r>
+        <w:t xml:space="preserve">TailwinUI, </w:t>
       </w:r>
       <w:hyperlink r:id="rId9" w:history="1">
         <w:r>
@@ -1642,13 +1632,8 @@
       </w:r>
     </w:p>
     <w:p>
-      <w:proofErr w:type="spellStart"/>
-      <w:r>
-        <w:t>ChatGPT</w:t>
-      </w:r>
-      <w:proofErr w:type="spellEnd"/>
-      <w:r>
-        <w:t xml:space="preserve">, </w:t>
+      <w:r>
+        <w:t xml:space="preserve">ChatGPT, </w:t>
       </w:r>
       <w:hyperlink r:id="rId10" w:history="1">
         <w:r>
@@ -1713,23 +1698,7 @@
             <w:rStyle w:val="Lienhypertexte"/>
             <w:lang w:val="en-US"/>
           </w:rPr>
-          <w:t xml:space="preserve">How </w:t>
-        </w:r>
-        <w:proofErr w:type="gramStart"/>
-        <w:r>
-          <w:rPr>
-            <w:rStyle w:val="Lienhypertexte"/>
-            <w:lang w:val="en-US"/>
-          </w:rPr>
-          <w:t>To</w:t>
-        </w:r>
-        <w:proofErr w:type="gramEnd"/>
-        <w:r>
-          <w:rPr>
-            <w:rStyle w:val="Lienhypertexte"/>
-            <w:lang w:val="en-US"/>
-          </w:rPr>
-          <w:t xml:space="preserve"> Create a Search Bar</w:t>
+          <w:t>How To Create a Search Bar</w:t>
         </w:r>
       </w:hyperlink>
       <w:r>
@@ -1738,19 +1707,11 @@
         </w:rPr>
         <w:t xml:space="preserve">, </w:t>
       </w:r>
-      <w:proofErr w:type="spellStart"/>
       <w:r>
         <w:rPr>
           <w:lang w:val="en-US"/>
         </w:rPr>
-        <w:t>consulté</w:t>
-      </w:r>
-      <w:proofErr w:type="spellEnd"/>
-      <w:r>
-        <w:rPr>
-          <w:lang w:val="en-US"/>
-        </w:rPr>
-        <w:t xml:space="preserve"> le 25.11.2024</w:t>
+        <w:t>consulté le 25.11.2024</w:t>
       </w:r>
       <w:r>
         <w:rPr>
@@ -1760,7 +1721,6 @@
       </w:r>
     </w:p>
     <w:p>
-      <w:proofErr w:type="spellStart"/>
       <w:r>
         <w:t>Delf</w:t>
       </w:r>
@@ -1768,11 +1728,7 @@
         <w:t>S</w:t>
       </w:r>
       <w:r>
-        <w:t>tack</w:t>
-      </w:r>
-      <w:proofErr w:type="spellEnd"/>
-      <w:r>
-        <w:t xml:space="preserve">, </w:t>
+        <w:t xml:space="preserve">tack, </w:t>
       </w:r>
       <w:hyperlink r:id="rId13" w:anchor=":~:text=Dans%20ce%20tutoriel%2C%20nous%20visons%20%C3%A0%20apprendre%20%C3%A0,donn%C3%A9e%20comme%20SELECT%20IF%28condition%2C%20result_when_true%2C%20result_when_false%29%20AS%20%5Bcol_name%5D." w:history="1">
         <w:r>
@@ -1825,6 +1781,11 @@
       </w:hyperlink>
     </w:p>
     <w:p>
+      <w:pPr>
+        <w:rPr>
+          <w:rStyle w:val="Lienhypertexte"/>
+        </w:rPr>
+      </w:pPr>
       <w:hyperlink r:id="rId16" w:history="1">
         <w:r>
           <w:rPr>
@@ -1834,6 +1795,17 @@
         </w:r>
       </w:hyperlink>
     </w:p>
+    <w:p>
+      <w:hyperlink r:id="rId17" w:history="1">
+        <w:r>
+          <w:rPr>
+            <w:rStyle w:val="Lienhypertexte"/>
+          </w:rPr>
+          <w:t>https://www.php.net/manual/fr/function.strlen.php</w:t>
+        </w:r>
+      </w:hyperlink>
+    </w:p>
+    <w:p/>
     <w:p/>
     <w:sectPr>
       <w:pgSz w:w="11906" w:h="16838"/>
@@ -1846,7 +1818,7 @@
 </file>
 
 <file path=word/styles.xml><?xml version="1.0" encoding="utf-8"?>
-<w:styles xmlns:mc="http://schemas.openxmlformats.org/markup-compatibility/2006" xmlns:r="http://schemas.openxmlformats.org/officeDocument/2006/relationships" xmlns:w="http://schemas.openxmlformats.org/wordprocessingml/2006/main" xmlns:w14="http://schemas.microsoft.com/office/word/2010/wordml" xmlns:w15="http://schemas.microsoft.com/office/word/2012/wordml" xmlns:w16cex="http://schemas.microsoft.com/office/word/2018/wordml/cex" xmlns:w16cid="http://schemas.microsoft.com/office/word/2016/wordml/cid" xmlns:w16="http://schemas.microsoft.com/office/word/2018/wordml" xmlns:w16du="http://schemas.microsoft.com/office/word/2023/wordml/word16du" xmlns:w16sdtdh="http://schemas.microsoft.com/office/word/2020/wordml/sdtdatahash" xmlns:w16se="http://schemas.microsoft.com/office/word/2015/wordml/symex" mc:Ignorable="w14 w15 w16se w16cid w16 w16cex w16sdtdh w16du">
+<w:styles xmlns:mc="http://schemas.openxmlformats.org/markup-compatibility/2006" xmlns:r="http://schemas.openxmlformats.org/officeDocument/2006/relationships" xmlns:w="http://schemas.openxmlformats.org/wordprocessingml/2006/main" xmlns:w14="http://schemas.microsoft.com/office/word/2010/wordml" xmlns:w15="http://schemas.microsoft.com/office/word/2012/wordml" xmlns:w16cex="http://schemas.microsoft.com/office/word/2018/wordml/cex" xmlns:w16cid="http://schemas.microsoft.com/office/word/2016/wordml/cid" xmlns:w16="http://schemas.microsoft.com/office/word/2018/wordml" xmlns:w16sdtdh="http://schemas.microsoft.com/office/word/2020/wordml/sdtdatahash" xmlns:w16se="http://schemas.microsoft.com/office/word/2015/wordml/symex" mc:Ignorable="w14 w15 w16se w16cid w16 w16cex w16sdtdh">
   <w:docDefaults>
     <w:rPrDefault>
       <w:rPr>
@@ -2805,6 +2777,10 @@
 </file>
 
 <file path=customXml/item1.xml><?xml version="1.0" encoding="utf-8"?>
+<b:Sources xmlns:b="http://schemas.openxmlformats.org/officeDocument/2006/bibliography" xmlns="http://schemas.openxmlformats.org/officeDocument/2006/bibliography" SelectedStyle="\APASixthEditionOfficeOnline.xsl" StyleName="APA" Version="6"/>
+</file>
+
+<file path=customXml/item2.xml><?xml version="1.0" encoding="utf-8"?>
 <ct:contentTypeSchema xmlns:ct="http://schemas.microsoft.com/office/2006/metadata/contentType" xmlns:ma="http://schemas.microsoft.com/office/2006/metadata/properties/metaAttributes" ct:_="" ma:_="" ma:contentTypeName="Document" ma:contentTypeID="0x0101002111B0F6B9A4254395AB1DB111DB9386" ma:contentTypeVersion="18" ma:contentTypeDescription="Crée un document." ma:contentTypeScope="" ma:versionID="d9d6e71f22ffe43e2c52599b455c7b25">
   <xsd:schema xmlns:xsd="http://www.w3.org/2001/XMLSchema" xmlns:xs="http://www.w3.org/2001/XMLSchema" xmlns:p="http://schemas.microsoft.com/office/2006/metadata/properties" xmlns:ns3="b00ac6d6-80cd-413d-830d-913bbb25803f" xmlns:ns4="ee80aa89-3e9c-4f48-b6f7-2e434b001f62" targetNamespace="http://schemas.microsoft.com/office/2006/metadata/properties" ma:root="true" ma:fieldsID="ed733014cbd63336034cb6a2706260a3" ns3:_="" ns4:_="">
     <xsd:import namespace="b00ac6d6-80cd-413d-830d-913bbb25803f"/>
@@ -3057,19 +3033,7 @@
 </ct:contentTypeSchema>
 </file>
 
-<file path=customXml/item2.xml><?xml version="1.0" encoding="utf-8"?>
-<b:Sources xmlns:b="http://schemas.openxmlformats.org/officeDocument/2006/bibliography" xmlns="http://schemas.openxmlformats.org/officeDocument/2006/bibliography" SelectedStyle="\APASixthEditionOfficeOnline.xsl" StyleName="APA" Version="6"/>
-</file>
-
 <file path=customXml/item3.xml><?xml version="1.0" encoding="utf-8"?>
-<p:properties xmlns:p="http://schemas.microsoft.com/office/2006/metadata/properties" xmlns:xsi="http://www.w3.org/2001/XMLSchema-instance" xmlns:pc="http://schemas.microsoft.com/office/infopath/2007/PartnerControls">
-  <documentManagement>
-    <_activity xmlns="b00ac6d6-80cd-413d-830d-913bbb25803f" xsi:nil="true"/>
-  </documentManagement>
-</p:properties>
-</file>
-
-<file path=customXml/item4.xml><?xml version="1.0" encoding="utf-8"?>
 <?mso-contentType ?>
 <FormTemplates xmlns="http://schemas.microsoft.com/sharepoint/v3/contenttype/forms">
   <Display>DocumentLibraryForm</Display>
@@ -3078,7 +3042,23 @@
 </FormTemplates>
 </file>
 
+<file path=customXml/item4.xml><?xml version="1.0" encoding="utf-8"?>
+<p:properties xmlns:p="http://schemas.microsoft.com/office/2006/metadata/properties" xmlns:xsi="http://www.w3.org/2001/XMLSchema-instance" xmlns:pc="http://schemas.microsoft.com/office/infopath/2007/PartnerControls">
+  <documentManagement>
+    <_activity xmlns="b00ac6d6-80cd-413d-830d-913bbb25803f" xsi:nil="true"/>
+  </documentManagement>
+</p:properties>
+</file>
+
 <file path=customXml/itemProps1.xml><?xml version="1.0" encoding="utf-8"?>
+<ds:datastoreItem xmlns:ds="http://schemas.openxmlformats.org/officeDocument/2006/customXml" ds:itemID="{D0F41924-4BEF-4C66-BDA8-2632E4D4AC33}">
+  <ds:schemaRefs>
+    <ds:schemaRef ds:uri="http://schemas.openxmlformats.org/officeDocument/2006/bibliography"/>
+  </ds:schemaRefs>
+</ds:datastoreItem>
+</file>
+
+<file path=customXml/itemProps2.xml><?xml version="1.0" encoding="utf-8"?>
 <ds:datastoreItem xmlns:ds="http://schemas.openxmlformats.org/officeDocument/2006/customXml" ds:itemID="{C2DA5A2D-E6AE-4CF1-8B69-DF89A60A1EBF}">
   <ds:schemaRefs>
     <ds:schemaRef ds:uri="http://schemas.microsoft.com/office/2006/metadata/contentType"/>
@@ -3097,15 +3077,15 @@
 </ds:datastoreItem>
 </file>
 
-<file path=customXml/itemProps2.xml><?xml version="1.0" encoding="utf-8"?>
-<ds:datastoreItem xmlns:ds="http://schemas.openxmlformats.org/officeDocument/2006/customXml" ds:itemID="{D0F41924-4BEF-4C66-BDA8-2632E4D4AC33}">
+<file path=customXml/itemProps3.xml><?xml version="1.0" encoding="utf-8"?>
+<ds:datastoreItem xmlns:ds="http://schemas.openxmlformats.org/officeDocument/2006/customXml" ds:itemID="{B40BDD30-5C6F-4CE7-A239-E1CC62841014}">
   <ds:schemaRefs>
-    <ds:schemaRef ds:uri="http://schemas.openxmlformats.org/officeDocument/2006/bibliography"/>
+    <ds:schemaRef ds:uri="http://schemas.microsoft.com/sharepoint/v3/contenttype/forms"/>
   </ds:schemaRefs>
 </ds:datastoreItem>
 </file>
 
-<file path=customXml/itemProps3.xml><?xml version="1.0" encoding="utf-8"?>
+<file path=customXml/itemProps4.xml><?xml version="1.0" encoding="utf-8"?>
 <ds:datastoreItem xmlns:ds="http://schemas.openxmlformats.org/officeDocument/2006/customXml" ds:itemID="{E01C4D31-F5BF-4169-92BB-33EB44164409}">
   <ds:schemaRefs>
     <ds:schemaRef ds:uri="http://schemas.microsoft.com/office/2006/metadata/properties"/>
@@ -3113,12 +3093,4 @@
     <ds:schemaRef ds:uri="b00ac6d6-80cd-413d-830d-913bbb25803f"/>
   </ds:schemaRefs>
 </ds:datastoreItem>
-</file>
-
-<file path=customXml/itemProps4.xml><?xml version="1.0" encoding="utf-8"?>
-<ds:datastoreItem xmlns:ds="http://schemas.openxmlformats.org/officeDocument/2006/customXml" ds:itemID="{B40BDD30-5C6F-4CE7-A239-E1CC62841014}">
-  <ds:schemaRefs>
-    <ds:schemaRef ds:uri="http://schemas.microsoft.com/sharepoint/v3/contenttype/forms"/>
-  </ds:schemaRefs>
-</ds:datastoreItem>
 </file>
--- a/Rapport de projet 151.docx
+++ b/Rapport de projet 151.docx
@@ -1796,6 +1796,11 @@
       </w:hyperlink>
     </w:p>
     <w:p>
+      <w:pPr>
+        <w:rPr>
+          <w:rStyle w:val="Lienhypertexte"/>
+        </w:rPr>
+      </w:pPr>
       <w:hyperlink r:id="rId17" w:history="1">
         <w:r>
           <w:rPr>
@@ -1805,6 +1810,17 @@
         </w:r>
       </w:hyperlink>
     </w:p>
+    <w:p>
+      <w:hyperlink r:id="rId18" w:history="1">
+        <w:r>
+          <w:rPr>
+            <w:rStyle w:val="Lienhypertexte"/>
+          </w:rPr>
+          <w:t>https://www.php.net/manual/fr/function.unlink.php</w:t>
+        </w:r>
+      </w:hyperlink>
+    </w:p>
+    <w:p/>
     <w:p/>
     <w:p/>
     <w:sectPr>
@@ -2777,10 +2793,6 @@
 </file>
 
 <file path=customXml/item1.xml><?xml version="1.0" encoding="utf-8"?>
-<b:Sources xmlns:b="http://schemas.openxmlformats.org/officeDocument/2006/bibliography" xmlns="http://schemas.openxmlformats.org/officeDocument/2006/bibliography" SelectedStyle="\APASixthEditionOfficeOnline.xsl" StyleName="APA" Version="6"/>
-</file>
-
-<file path=customXml/item2.xml><?xml version="1.0" encoding="utf-8"?>
 <ct:contentTypeSchema xmlns:ct="http://schemas.microsoft.com/office/2006/metadata/contentType" xmlns:ma="http://schemas.microsoft.com/office/2006/metadata/properties/metaAttributes" ct:_="" ma:_="" ma:contentTypeName="Document" ma:contentTypeID="0x0101002111B0F6B9A4254395AB1DB111DB9386" ma:contentTypeVersion="18" ma:contentTypeDescription="Crée un document." ma:contentTypeScope="" ma:versionID="d9d6e71f22ffe43e2c52599b455c7b25">
   <xsd:schema xmlns:xsd="http://www.w3.org/2001/XMLSchema" xmlns:xs="http://www.w3.org/2001/XMLSchema" xmlns:p="http://schemas.microsoft.com/office/2006/metadata/properties" xmlns:ns3="b00ac6d6-80cd-413d-830d-913bbb25803f" xmlns:ns4="ee80aa89-3e9c-4f48-b6f7-2e434b001f62" targetNamespace="http://schemas.microsoft.com/office/2006/metadata/properties" ma:root="true" ma:fieldsID="ed733014cbd63336034cb6a2706260a3" ns3:_="" ns4:_="">
     <xsd:import namespace="b00ac6d6-80cd-413d-830d-913bbb25803f"/>
@@ -3033,7 +3045,19 @@
 </ct:contentTypeSchema>
 </file>
 
+<file path=customXml/item2.xml><?xml version="1.0" encoding="utf-8"?>
+<b:Sources xmlns:b="http://schemas.openxmlformats.org/officeDocument/2006/bibliography" xmlns="http://schemas.openxmlformats.org/officeDocument/2006/bibliography" SelectedStyle="\APASixthEditionOfficeOnline.xsl" StyleName="APA" Version="6"/>
+</file>
+
 <file path=customXml/item3.xml><?xml version="1.0" encoding="utf-8"?>
+<p:properties xmlns:p="http://schemas.microsoft.com/office/2006/metadata/properties" xmlns:xsi="http://www.w3.org/2001/XMLSchema-instance" xmlns:pc="http://schemas.microsoft.com/office/infopath/2007/PartnerControls">
+  <documentManagement>
+    <_activity xmlns="b00ac6d6-80cd-413d-830d-913bbb25803f" xsi:nil="true"/>
+  </documentManagement>
+</p:properties>
+</file>
+
+<file path=customXml/item4.xml><?xml version="1.0" encoding="utf-8"?>
 <?mso-contentType ?>
 <FormTemplates xmlns="http://schemas.microsoft.com/sharepoint/v3/contenttype/forms">
   <Display>DocumentLibraryForm</Display>
@@ -3042,23 +3066,7 @@
 </FormTemplates>
 </file>
 
-<file path=customXml/item4.xml><?xml version="1.0" encoding="utf-8"?>
-<p:properties xmlns:p="http://schemas.microsoft.com/office/2006/metadata/properties" xmlns:xsi="http://www.w3.org/2001/XMLSchema-instance" xmlns:pc="http://schemas.microsoft.com/office/infopath/2007/PartnerControls">
-  <documentManagement>
-    <_activity xmlns="b00ac6d6-80cd-413d-830d-913bbb25803f" xsi:nil="true"/>
-  </documentManagement>
-</p:properties>
-</file>
-
 <file path=customXml/itemProps1.xml><?xml version="1.0" encoding="utf-8"?>
-<ds:datastoreItem xmlns:ds="http://schemas.openxmlformats.org/officeDocument/2006/customXml" ds:itemID="{D0F41924-4BEF-4C66-BDA8-2632E4D4AC33}">
-  <ds:schemaRefs>
-    <ds:schemaRef ds:uri="http://schemas.openxmlformats.org/officeDocument/2006/bibliography"/>
-  </ds:schemaRefs>
-</ds:datastoreItem>
-</file>
-
-<file path=customXml/itemProps2.xml><?xml version="1.0" encoding="utf-8"?>
 <ds:datastoreItem xmlns:ds="http://schemas.openxmlformats.org/officeDocument/2006/customXml" ds:itemID="{C2DA5A2D-E6AE-4CF1-8B69-DF89A60A1EBF}">
   <ds:schemaRefs>
     <ds:schemaRef ds:uri="http://schemas.microsoft.com/office/2006/metadata/contentType"/>
@@ -3077,15 +3085,15 @@
 </ds:datastoreItem>
 </file>
 
-<file path=customXml/itemProps3.xml><?xml version="1.0" encoding="utf-8"?>
-<ds:datastoreItem xmlns:ds="http://schemas.openxmlformats.org/officeDocument/2006/customXml" ds:itemID="{B40BDD30-5C6F-4CE7-A239-E1CC62841014}">
+<file path=customXml/itemProps2.xml><?xml version="1.0" encoding="utf-8"?>
+<ds:datastoreItem xmlns:ds="http://schemas.openxmlformats.org/officeDocument/2006/customXml" ds:itemID="{D0F41924-4BEF-4C66-BDA8-2632E4D4AC33}">
   <ds:schemaRefs>
-    <ds:schemaRef ds:uri="http://schemas.microsoft.com/sharepoint/v3/contenttype/forms"/>
+    <ds:schemaRef ds:uri="http://schemas.openxmlformats.org/officeDocument/2006/bibliography"/>
   </ds:schemaRefs>
 </ds:datastoreItem>
 </file>
 
-<file path=customXml/itemProps4.xml><?xml version="1.0" encoding="utf-8"?>
+<file path=customXml/itemProps3.xml><?xml version="1.0" encoding="utf-8"?>
 <ds:datastoreItem xmlns:ds="http://schemas.openxmlformats.org/officeDocument/2006/customXml" ds:itemID="{E01C4D31-F5BF-4169-92BB-33EB44164409}">
   <ds:schemaRefs>
     <ds:schemaRef ds:uri="http://schemas.microsoft.com/office/2006/metadata/properties"/>
@@ -3093,4 +3101,12 @@
     <ds:schemaRef ds:uri="b00ac6d6-80cd-413d-830d-913bbb25803f"/>
   </ds:schemaRefs>
 </ds:datastoreItem>
+</file>
+
+<file path=customXml/itemProps4.xml><?xml version="1.0" encoding="utf-8"?>
+<ds:datastoreItem xmlns:ds="http://schemas.openxmlformats.org/officeDocument/2006/customXml" ds:itemID="{B40BDD30-5C6F-4CE7-A239-E1CC62841014}">
+  <ds:schemaRefs>
+    <ds:schemaRef ds:uri="http://schemas.microsoft.com/sharepoint/v3/contenttype/forms"/>
+  </ds:schemaRefs>
+</ds:datastoreItem>
 </file>
--- a/Rapport de projet 151.docx
+++ b/Rapport de projet 151.docx
@@ -1534,6 +1534,23 @@
       </w:r>
       <w:bookmarkEnd w:id="11"/>
     </w:p>
+    <w:p/>
+    <w:p>
+      <w:r>
+        <w:t xml:space="preserve">3, </w:t>
+      </w:r>
+      <w:r>
+        <w:rPr>
+          <w:b/>
+          <w:bCs/>
+          <w:color w:val="FF0000"/>
+        </w:rPr>
+        <w:t>27</w:t>
+      </w:r>
+      <w:r>
+        <w:t xml:space="preserve">, </w:t>
+      </w:r>
+    </w:p>
     <w:p>
       <w:pPr>
         <w:pStyle w:val="Titre1"/>
@@ -1590,8 +1607,13 @@
       <w:bookmarkEnd w:id="16"/>
     </w:p>
     <w:p>
-      <w:r>
-        <w:t xml:space="preserve">Tailwind CSS, </w:t>
+      <w:proofErr w:type="spellStart"/>
+      <w:r>
+        <w:t>Tailwind</w:t>
+      </w:r>
+      <w:proofErr w:type="spellEnd"/>
+      <w:r>
+        <w:t xml:space="preserve"> CSS, </w:t>
       </w:r>
       <w:hyperlink r:id="rId8" w:history="1">
         <w:r>
@@ -1613,8 +1635,13 @@
       </w:r>
     </w:p>
     <w:p>
-      <w:r>
-        <w:t xml:space="preserve">TailwinUI, </w:t>
+      <w:proofErr w:type="spellStart"/>
+      <w:r>
+        <w:t>TailwinUI</w:t>
+      </w:r>
+      <w:proofErr w:type="spellEnd"/>
+      <w:r>
+        <w:t xml:space="preserve">, </w:t>
       </w:r>
       <w:hyperlink r:id="rId9" w:history="1">
         <w:r>
@@ -1632,8 +1659,13 @@
       </w:r>
     </w:p>
     <w:p>
-      <w:r>
-        <w:t xml:space="preserve">ChatGPT, </w:t>
+      <w:proofErr w:type="spellStart"/>
+      <w:r>
+        <w:t>ChatGPT</w:t>
+      </w:r>
+      <w:proofErr w:type="spellEnd"/>
+      <w:r>
+        <w:t xml:space="preserve">, </w:t>
       </w:r>
       <w:hyperlink r:id="rId10" w:history="1">
         <w:r>
@@ -1698,7 +1730,23 @@
             <w:rStyle w:val="Lienhypertexte"/>
             <w:lang w:val="en-US"/>
           </w:rPr>
-          <w:t>How To Create a Search Bar</w:t>
+          <w:t xml:space="preserve">How </w:t>
+        </w:r>
+        <w:proofErr w:type="gramStart"/>
+        <w:r>
+          <w:rPr>
+            <w:rStyle w:val="Lienhypertexte"/>
+            <w:lang w:val="en-US"/>
+          </w:rPr>
+          <w:t>To</w:t>
+        </w:r>
+        <w:proofErr w:type="gramEnd"/>
+        <w:r>
+          <w:rPr>
+            <w:rStyle w:val="Lienhypertexte"/>
+            <w:lang w:val="en-US"/>
+          </w:rPr>
+          <w:t xml:space="preserve"> Create a Search Bar</w:t>
         </w:r>
       </w:hyperlink>
       <w:r>
@@ -1707,11 +1755,19 @@
         </w:rPr>
         <w:t xml:space="preserve">, </w:t>
       </w:r>
+      <w:proofErr w:type="spellStart"/>
       <w:r>
         <w:rPr>
           <w:lang w:val="en-US"/>
         </w:rPr>
-        <w:t>consulté le 25.11.2024</w:t>
+        <w:t>consulté</w:t>
+      </w:r>
+      <w:proofErr w:type="spellEnd"/>
+      <w:r>
+        <w:rPr>
+          <w:lang w:val="en-US"/>
+        </w:rPr>
+        <w:t xml:space="preserve"> le 25.11.2024</w:t>
       </w:r>
       <w:r>
         <w:rPr>
@@ -1721,6 +1777,7 @@
       </w:r>
     </w:p>
     <w:p>
+      <w:proofErr w:type="spellStart"/>
       <w:r>
         <w:t>Delf</w:t>
       </w:r>
@@ -1728,7 +1785,11 @@
         <w:t>S</w:t>
       </w:r>
       <w:r>
-        <w:t xml:space="preserve">tack, </w:t>
+        <w:t>tack</w:t>
+      </w:r>
+      <w:proofErr w:type="spellEnd"/>
+      <w:r>
+        <w:t xml:space="preserve">, </w:t>
       </w:r>
       <w:hyperlink r:id="rId13" w:anchor=":~:text=Dans%20ce%20tutoriel%2C%20nous%20visons%20%C3%A0%20apprendre%20%C3%A0,donn%C3%A9e%20comme%20SELECT%20IF%28condition%2C%20result_when_true%2C%20result_when_false%29%20AS%20%5Bcol_name%5D." w:history="1">
         <w:r>
@@ -2793,6 +2854,10 @@
 </file>
 
 <file path=customXml/item1.xml><?xml version="1.0" encoding="utf-8"?>
+<b:Sources xmlns:b="http://schemas.openxmlformats.org/officeDocument/2006/bibliography" xmlns="http://schemas.openxmlformats.org/officeDocument/2006/bibliography" SelectedStyle="\APASixthEditionOfficeOnline.xsl" StyleName="APA" Version="6"/>
+</file>
+
+<file path=customXml/item2.xml><?xml version="1.0" encoding="utf-8"?>
 <ct:contentTypeSchema xmlns:ct="http://schemas.microsoft.com/office/2006/metadata/contentType" xmlns:ma="http://schemas.microsoft.com/office/2006/metadata/properties/metaAttributes" ct:_="" ma:_="" ma:contentTypeName="Document" ma:contentTypeID="0x0101002111B0F6B9A4254395AB1DB111DB9386" ma:contentTypeVersion="18" ma:contentTypeDescription="Crée un document." ma:contentTypeScope="" ma:versionID="d9d6e71f22ffe43e2c52599b455c7b25">
   <xsd:schema xmlns:xsd="http://www.w3.org/2001/XMLSchema" xmlns:xs="http://www.w3.org/2001/XMLSchema" xmlns:p="http://schemas.microsoft.com/office/2006/metadata/properties" xmlns:ns3="b00ac6d6-80cd-413d-830d-913bbb25803f" xmlns:ns4="ee80aa89-3e9c-4f48-b6f7-2e434b001f62" targetNamespace="http://schemas.microsoft.com/office/2006/metadata/properties" ma:root="true" ma:fieldsID="ed733014cbd63336034cb6a2706260a3" ns3:_="" ns4:_="">
     <xsd:import namespace="b00ac6d6-80cd-413d-830d-913bbb25803f"/>
@@ -3045,19 +3110,7 @@
 </ct:contentTypeSchema>
 </file>
 
-<file path=customXml/item2.xml><?xml version="1.0" encoding="utf-8"?>
-<b:Sources xmlns:b="http://schemas.openxmlformats.org/officeDocument/2006/bibliography" xmlns="http://schemas.openxmlformats.org/officeDocument/2006/bibliography" SelectedStyle="\APASixthEditionOfficeOnline.xsl" StyleName="APA" Version="6"/>
-</file>
-
 <file path=customXml/item3.xml><?xml version="1.0" encoding="utf-8"?>
-<p:properties xmlns:p="http://schemas.microsoft.com/office/2006/metadata/properties" xmlns:xsi="http://www.w3.org/2001/XMLSchema-instance" xmlns:pc="http://schemas.microsoft.com/office/infopath/2007/PartnerControls">
-  <documentManagement>
-    <_activity xmlns="b00ac6d6-80cd-413d-830d-913bbb25803f" xsi:nil="true"/>
-  </documentManagement>
-</p:properties>
-</file>
-
-<file path=customXml/item4.xml><?xml version="1.0" encoding="utf-8"?>
 <?mso-contentType ?>
 <FormTemplates xmlns="http://schemas.microsoft.com/sharepoint/v3/contenttype/forms">
   <Display>DocumentLibraryForm</Display>
@@ -3066,7 +3119,23 @@
 </FormTemplates>
 </file>
 
+<file path=customXml/item4.xml><?xml version="1.0" encoding="utf-8"?>
+<p:properties xmlns:p="http://schemas.microsoft.com/office/2006/metadata/properties" xmlns:xsi="http://www.w3.org/2001/XMLSchema-instance" xmlns:pc="http://schemas.microsoft.com/office/infopath/2007/PartnerControls">
+  <documentManagement>
+    <_activity xmlns="b00ac6d6-80cd-413d-830d-913bbb25803f" xsi:nil="true"/>
+  </documentManagement>
+</p:properties>
+</file>
+
 <file path=customXml/itemProps1.xml><?xml version="1.0" encoding="utf-8"?>
+<ds:datastoreItem xmlns:ds="http://schemas.openxmlformats.org/officeDocument/2006/customXml" ds:itemID="{D0F41924-4BEF-4C66-BDA8-2632E4D4AC33}">
+  <ds:schemaRefs>
+    <ds:schemaRef ds:uri="http://schemas.openxmlformats.org/officeDocument/2006/bibliography"/>
+  </ds:schemaRefs>
+</ds:datastoreItem>
+</file>
+
+<file path=customXml/itemProps2.xml><?xml version="1.0" encoding="utf-8"?>
 <ds:datastoreItem xmlns:ds="http://schemas.openxmlformats.org/officeDocument/2006/customXml" ds:itemID="{C2DA5A2D-E6AE-4CF1-8B69-DF89A60A1EBF}">
   <ds:schemaRefs>
     <ds:schemaRef ds:uri="http://schemas.microsoft.com/office/2006/metadata/contentType"/>
@@ -3085,15 +3154,15 @@
 </ds:datastoreItem>
 </file>
 
-<file path=customXml/itemProps2.xml><?xml version="1.0" encoding="utf-8"?>
-<ds:datastoreItem xmlns:ds="http://schemas.openxmlformats.org/officeDocument/2006/customXml" ds:itemID="{D0F41924-4BEF-4C66-BDA8-2632E4D4AC33}">
+<file path=customXml/itemProps3.xml><?xml version="1.0" encoding="utf-8"?>
+<ds:datastoreItem xmlns:ds="http://schemas.openxmlformats.org/officeDocument/2006/customXml" ds:itemID="{B40BDD30-5C6F-4CE7-A239-E1CC62841014}">
   <ds:schemaRefs>
-    <ds:schemaRef ds:uri="http://schemas.openxmlformats.org/officeDocument/2006/bibliography"/>
+    <ds:schemaRef ds:uri="http://schemas.microsoft.com/sharepoint/v3/contenttype/forms"/>
   </ds:schemaRefs>
 </ds:datastoreItem>
 </file>
 
-<file path=customXml/itemProps3.xml><?xml version="1.0" encoding="utf-8"?>
+<file path=customXml/itemProps4.xml><?xml version="1.0" encoding="utf-8"?>
 <ds:datastoreItem xmlns:ds="http://schemas.openxmlformats.org/officeDocument/2006/customXml" ds:itemID="{E01C4D31-F5BF-4169-92BB-33EB44164409}">
   <ds:schemaRefs>
     <ds:schemaRef ds:uri="http://schemas.microsoft.com/office/2006/metadata/properties"/>
@@ -3101,12 +3170,4 @@
     <ds:schemaRef ds:uri="b00ac6d6-80cd-413d-830d-913bbb25803f"/>
   </ds:schemaRefs>
 </ds:datastoreItem>
-</file>
-
-<file path=customXml/itemProps4.xml><?xml version="1.0" encoding="utf-8"?>
-<ds:datastoreItem xmlns:ds="http://schemas.openxmlformats.org/officeDocument/2006/customXml" ds:itemID="{B40BDD30-5C6F-4CE7-A239-E1CC62841014}">
-  <ds:schemaRefs>
-    <ds:schemaRef ds:uri="http://schemas.microsoft.com/sharepoint/v3/contenttype/forms"/>
-  </ds:schemaRefs>
-</ds:datastoreItem>
 </file>
--- a/Rapport de projet 151.docx
+++ b/Rapport de projet 151.docx
@@ -26,21 +26,8 @@
           <w:docGrid w:linePitch="360"/>
         </w:sectPr>
       </w:pPr>
-      <w:proofErr w:type="spellStart"/>
-      <w:r>
-        <w:t>Kaeno</w:t>
-      </w:r>
-      <w:proofErr w:type="spellEnd"/>
-      <w:r>
-        <w:t xml:space="preserve"> </w:t>
-      </w:r>
-      <w:proofErr w:type="spellStart"/>
-      <w:r>
-        <w:t>Eyer</w:t>
-      </w:r>
-      <w:proofErr w:type="spellEnd"/>
-      <w:r>
-        <w:t>, Mustafa Yildiz</w:t>
+      <w:r>
+        <w:t>Kaeno Eyer, Mustafa Yildiz</w:t>
       </w:r>
       <w:r>
         <w:t>, Omar Egal Ahmed</w:t>
@@ -1470,7 +1457,45 @@
       </w:r>
       <w:bookmarkEnd w:id="4"/>
     </w:p>
-    <w:p/>
+    <w:p>
+      <w:r>
+        <w:drawing>
+          <wp:inline distT="0" distB="0" distL="0" distR="0" wp14:anchorId="01CBCD60" wp14:editId="1CD8CD52">
+            <wp:extent cx="5760720" cy="2512695"/>
+            <wp:effectExtent l="0" t="0" r="0" b="1905"/>
+            <wp:docPr id="2118551686" name="Image 1" descr="Une image contenant texte, capture d’écran, diagramme, ligne&#10;&#10;Description générée automatiquement"/>
+            <wp:cNvGraphicFramePr>
+              <a:graphicFrameLocks xmlns:a="http://schemas.openxmlformats.org/drawingml/2006/main" noChangeAspect="1"/>
+            </wp:cNvGraphicFramePr>
+            <a:graphic xmlns:a="http://schemas.openxmlformats.org/drawingml/2006/main">
+              <a:graphicData uri="http://schemas.openxmlformats.org/drawingml/2006/picture">
+                <pic:pic xmlns:pic="http://schemas.openxmlformats.org/drawingml/2006/picture">
+                  <pic:nvPicPr>
+                    <pic:cNvPr id="2118551686" name="Image 1" descr="Une image contenant texte, capture d’écran, diagramme, ligne&#10;&#10;Description générée automatiquement"/>
+                    <pic:cNvPicPr/>
+                  </pic:nvPicPr>
+                  <pic:blipFill>
+                    <a:blip r:embed="rId8"/>
+                    <a:stretch>
+                      <a:fillRect/>
+                    </a:stretch>
+                  </pic:blipFill>
+                  <pic:spPr>
+                    <a:xfrm>
+                      <a:off x="0" y="0"/>
+                      <a:ext cx="5760720" cy="2512695"/>
+                    </a:xfrm>
+                    <a:prstGeom prst="rect">
+                      <a:avLst/>
+                    </a:prstGeom>
+                  </pic:spPr>
+                </pic:pic>
+              </a:graphicData>
+            </a:graphic>
+          </wp:inline>
+        </w:drawing>
+      </w:r>
+    </w:p>
     <w:p>
       <w:pPr>
         <w:pStyle w:val="Titre1"/>
@@ -1549,6 +1574,60 @@
     </w:p>
     <w:p>
       <w:pPr>
+        <w:pStyle w:val="Titre2"/>
+      </w:pPr>
+      <w:r>
+        <w:t>Explication méthode de projet</w:t>
+      </w:r>
+    </w:p>
+    <w:p>
+      <w:r>
+        <w:t>Notre équipe sont autonomes et travaillent ensemble pour atteindre</w:t>
+      </w:r>
+      <w:r>
+        <w:t xml:space="preserve"> </w:t>
+      </w:r>
+      <w:r>
+        <w:t>notre</w:t>
+      </w:r>
+      <w:r>
+        <w:t xml:space="preserve"> </w:t>
+      </w:r>
+      <w:r>
+        <w:t>objectif</w:t>
+      </w:r>
+      <w:r>
+        <w:t>.</w:t>
+      </w:r>
+      <w:r>
+        <w:t xml:space="preserve"> </w:t>
+      </w:r>
+      <w:r>
+        <w:t xml:space="preserve"> Le produit est développé par itérations courtes appelées daily scrum deux fois par semaine dans la </w:t>
+      </w:r>
+      <w:r>
+        <w:t>leçon</w:t>
+      </w:r>
+      <w:r>
+        <w:t xml:space="preserve">. </w:t>
+      </w:r>
+      <w:r>
+        <w:t>Chaque daily scrum, l'équipe analyse ce qui a bien fonctionné et ce qui doit être amélioré.</w:t>
+      </w:r>
+    </w:p>
+    <w:p>
+      <w:r>
+        <w:t>On utilisé que la méthode SMART est une approche utilisée pour définir des objectifs clairs et atteignables dans notre projet.</w:t>
+      </w:r>
+      <w:r>
+        <w:t xml:space="preserve"> </w:t>
+      </w:r>
+      <w:r>
+        <w:t>Lors de la définition des tâches, nous avons veillé à ce qu'elles soient spécifiques, précises, mesurables, acceptables et réalisables, et nous avons planifié toutes les tâches dans un délai donné.</w:t>
+      </w:r>
+    </w:p>
+    <w:p>
+      <w:pPr>
         <w:pStyle w:val="Titre1"/>
       </w:pPr>
       <w:bookmarkStart w:id="12" w:name="_Toc183417740"/>
@@ -1568,7 +1647,28 @@
       </w:r>
       <w:bookmarkEnd w:id="13"/>
     </w:p>
-    <w:p/>
+    <w:p>
+      <w:r>
+        <w:t xml:space="preserve">Lors de la création de notre application web Passion Lecture, nous avons utilisé des ordinateurs Windows 10 utilisés à l'école et nos ordinateurs personnels à la maison. Nous avons écrit nos codes avec Visual studio code. Nous avons fait le développement et le stockage du projet dans le dépôt </w:t>
+      </w:r>
+      <w:r>
+        <w:t>G</w:t>
+      </w:r>
+      <w:r>
+        <w:t>ithub. Nous avons utilisé Objective Smart et la méthodologie Scrum. Nous avons conçu le modèle avec Figma. Comme éco-conception, nous avons suivi la « Règle n° 3 - Le code source de chaque page contient une métadonnée qui en décrit le contenu ».</w:t>
+      </w:r>
+    </w:p>
+    <w:p>
+      <w:r>
+        <w:t xml:space="preserve">Sur notre page d'accueil, vous verrez les 5 livres les plus récemment ajoutés. Nous avons une page où les livres sont listés par catégorie, d'autres pages pour ajouter des livres, modifier des informations, commenter des livres et supprimer des livres. Deux types de profils d'utilisateurs ont été créés : les administrateurs et les utilisateurs. </w:t>
+      </w:r>
+      <w:r>
+        <w:t>S</w:t>
+      </w:r>
+      <w:r>
+        <w:t>ans créer un compte ou se connecter, il n'est pas possible d'ajouter des livres, de supprimer des livres, d'apporter des modifications et d'écrire des commentaires. vous pouvez noter les livres sur 5 étoiles et les évaluer en écrivant des commentaires.</w:t>
+      </w:r>
+    </w:p>
     <w:p>
       <w:pPr>
         <w:pStyle w:val="Titre2"/>
@@ -1579,7 +1679,11 @@
       </w:r>
       <w:bookmarkEnd w:id="14"/>
     </w:p>
-    <w:p/>
+    <w:p>
+      <w:r>
+        <w:t>Grâce à ce projet, nous avons eu l'occasion et l'expérience de créer des applications avec un travail de groupe en établissant une bonne communication. Nous avons eu l'occasion de mettre en pratique les connaissances théoriques que nous avons apprises dans les leçons et de développer des connaissances pratiques. Dès le premier jour du projet, nous avons établi une bonne coopération et une bonne communication, partagé les tâches et vérifié l'avancement du projet en organisant des réunions régulières. Lorsque nous étions bloqués et que nous avions des problèmes, nous nous sommes aidés les uns les autres. Nous avons réalisé un bon travail d'équipe.</w:t>
+      </w:r>
+    </w:p>
     <w:p>
       <w:pPr>
         <w:pStyle w:val="Titre2"/>
@@ -1590,7 +1694,17 @@
       </w:r>
       <w:bookmarkEnd w:id="15"/>
     </w:p>
-    <w:p/>
+    <w:p>
+      <w:r>
+        <w:t>Je pense que c'est une application intéressante et très utile. Si l'on disposait d'un peu plus de temps, on pourrait la rendre plus esthétique et plus belle visuellement et y inclure diverses fonctionnalités. Les progrès sont réalisés grâce à une bonne et efficace coordination entre l’équipe de développement.</w:t>
+      </w:r>
+      <w:r>
+        <w:t xml:space="preserve"> </w:t>
+      </w:r>
+      <w:r>
+        <w:t>La répartition des tâches a été effectuée avec soin, en tenant compte des capacités et des compétences.</w:t>
+      </w:r>
+    </w:p>
     <w:p>
       <w:pPr>
         <w:pStyle w:val="Titre1"/>
@@ -1603,15 +1717,10 @@
       <w:bookmarkEnd w:id="16"/>
     </w:p>
     <w:p>
-      <w:proofErr w:type="spellStart"/>
-      <w:r>
-        <w:t>Tailwind</w:t>
-      </w:r>
-      <w:proofErr w:type="spellEnd"/>
-      <w:r>
-        <w:t xml:space="preserve"> CSS, </w:t>
-      </w:r>
-      <w:hyperlink r:id="rId8" w:history="1">
+      <w:r>
+        <w:t xml:space="preserve">Tailwind CSS, </w:t>
+      </w:r>
+      <w:hyperlink r:id="rId9" w:history="1">
         <w:r>
           <w:rPr>
             <w:rStyle w:val="Lienhypertexte"/>
@@ -1631,15 +1740,10 @@
       </w:r>
     </w:p>
     <w:p>
-      <w:proofErr w:type="spellStart"/>
-      <w:r>
-        <w:t>TailwinUI</w:t>
-      </w:r>
-      <w:proofErr w:type="spellEnd"/>
-      <w:r>
-        <w:t xml:space="preserve">, </w:t>
-      </w:r>
-      <w:hyperlink r:id="rId9" w:history="1">
+      <w:r>
+        <w:t xml:space="preserve">TailwinUI, </w:t>
+      </w:r>
+      <w:hyperlink r:id="rId10" w:history="1">
         <w:r>
           <w:rPr>
             <w:rStyle w:val="Lienhypertexte"/>
@@ -1655,15 +1759,10 @@
       </w:r>
     </w:p>
     <w:p>
-      <w:proofErr w:type="spellStart"/>
-      <w:r>
-        <w:t>ChatGPT</w:t>
-      </w:r>
-      <w:proofErr w:type="spellEnd"/>
-      <w:r>
-        <w:t xml:space="preserve">, </w:t>
-      </w:r>
-      <w:hyperlink r:id="rId10" w:history="1">
+      <w:r>
+        <w:t xml:space="preserve">ChatGPT, </w:t>
+      </w:r>
+      <w:hyperlink r:id="rId11" w:history="1">
         <w:r>
           <w:rPr>
             <w:rStyle w:val="Lienhypertexte"/>
@@ -1687,7 +1786,7 @@
       <w:r>
         <w:t xml:space="preserve">Icons8, </w:t>
       </w:r>
-      <w:hyperlink r:id="rId11" w:history="1">
+      <w:hyperlink r:id="rId12" w:history="1">
         <w:r>
           <w:rPr>
             <w:rStyle w:val="Lienhypertexte"/>
@@ -1720,29 +1819,13 @@
         </w:rPr>
         <w:t xml:space="preserve">Schools, </w:t>
       </w:r>
-      <w:hyperlink r:id="rId12" w:tgtFrame="_blank" w:history="1">
+      <w:hyperlink r:id="rId13" w:tgtFrame="_blank" w:history="1">
         <w:r>
           <w:rPr>
             <w:rStyle w:val="Lienhypertexte"/>
             <w:lang w:val="en-US"/>
           </w:rPr>
-          <w:t xml:space="preserve">How </w:t>
-        </w:r>
-        <w:proofErr w:type="gramStart"/>
-        <w:r>
-          <w:rPr>
-            <w:rStyle w:val="Lienhypertexte"/>
-            <w:lang w:val="en-US"/>
-          </w:rPr>
-          <w:t>To</w:t>
-        </w:r>
-        <w:proofErr w:type="gramEnd"/>
-        <w:r>
-          <w:rPr>
-            <w:rStyle w:val="Lienhypertexte"/>
-            <w:lang w:val="en-US"/>
-          </w:rPr>
-          <w:t xml:space="preserve"> Create a Search Bar</w:t>
+          <w:t>How To Create a Search Bar</w:t>
         </w:r>
       </w:hyperlink>
       <w:r>
@@ -1751,19 +1834,11 @@
         </w:rPr>
         <w:t xml:space="preserve">, </w:t>
       </w:r>
-      <w:proofErr w:type="spellStart"/>
       <w:r>
         <w:rPr>
           <w:lang w:val="en-US"/>
         </w:rPr>
-        <w:t>consulté</w:t>
-      </w:r>
-      <w:proofErr w:type="spellEnd"/>
-      <w:r>
-        <w:rPr>
-          <w:lang w:val="en-US"/>
-        </w:rPr>
-        <w:t xml:space="preserve"> le 25.11.2024</w:t>
+        <w:t>consulté le 25.11.2024</w:t>
       </w:r>
       <w:r>
         <w:rPr>
@@ -1773,7 +1848,6 @@
       </w:r>
     </w:p>
     <w:p>
-      <w:proofErr w:type="spellStart"/>
       <w:r>
         <w:t>Delf</w:t>
       </w:r>
@@ -1781,13 +1855,9 @@
         <w:t>S</w:t>
       </w:r>
       <w:r>
-        <w:t>tack</w:t>
-      </w:r>
-      <w:proofErr w:type="spellEnd"/>
-      <w:r>
-        <w:t xml:space="preserve">, </w:t>
-      </w:r>
-      <w:hyperlink r:id="rId13" w:anchor=":~:text=Dans%20ce%20tutoriel%2C%20nous%20visons%20%C3%A0%20apprendre%20%C3%A0,donn%C3%A9e%20comme%20SELECT%20IF%28condition%2C%20result_when_true%2C%20result_when_false%29%20AS%20%5Bcol_name%5D." w:history="1">
+        <w:t xml:space="preserve">tack, </w:t>
+      </w:r>
+      <w:hyperlink r:id="rId14" w:anchor=":~:text=Dans%20ce%20tutoriel%2C%20nous%20visons%20%C3%A0%20apprendre%20%C3%A0,donn%C3%A9e%20comme%20SELECT%20IF%28condition%2C%20result_when_true%2C%20result_when_false%29%20AS%20%5Bcol_name%5D." w:history="1">
         <w:r>
           <w:rPr>
             <w:rStyle w:val="Lienhypertexte"/>
@@ -1815,7 +1885,7 @@
       <w:r>
         <w:t xml:space="preserve">, </w:t>
       </w:r>
-      <w:hyperlink r:id="rId14" w:anchor=":~:text=Pour%20cr%C3%A9er%20des%20conditions%20de%20filtrage%20encore%20plus,en%20SQL%20%3A%20PAS%20%E2%86%92%20ET%20%E2%86%92%20OU." w:history="1">
+      <w:hyperlink r:id="rId15" w:anchor=":~:text=Pour%20cr%C3%A9er%20des%20conditions%20de%20filtrage%20encore%20plus,en%20SQL%20%3A%20PAS%20%E2%86%92%20ET%20%E2%86%92%20OU." w:history="1">
         <w:r>
           <w:rPr>
             <w:rStyle w:val="Lienhypertexte"/>
@@ -1828,27 +1898,12 @@
       </w:r>
     </w:p>
     <w:p>
-      <w:hyperlink r:id="rId15" w:history="1">
+      <w:hyperlink r:id="rId16" w:history="1">
         <w:r>
           <w:rPr>
             <w:rStyle w:val="Lienhypertexte"/>
           </w:rPr>
           <w:t>https://sql.sh/fonctions/agregation/avg</w:t>
-        </w:r>
-      </w:hyperlink>
-    </w:p>
-    <w:p>
-      <w:pPr>
-        <w:rPr>
-          <w:rStyle w:val="Lienhypertexte"/>
-        </w:rPr>
-      </w:pPr>
-      <w:hyperlink r:id="rId16" w:history="1">
-        <w:r>
-          <w:rPr>
-            <w:rStyle w:val="Lienhypertexte"/>
-          </w:rPr>
-          <w:t>https://sql.sh/fonctions/round</w:t>
         </w:r>
       </w:hyperlink>
     </w:p>
@@ -1863,41 +1918,70 @@
           <w:rPr>
             <w:rStyle w:val="Lienhypertexte"/>
           </w:rPr>
-          <w:t>https://www.php.net/manual/fr/function.strlen.php</w:t>
+          <w:t>https://sql.sh/fonctions/round</w:t>
         </w:r>
       </w:hyperlink>
     </w:p>
     <w:p>
       <w:pPr>
         <w:rPr>
-          <w:lang w:val="en-US"/>
+          <w:rStyle w:val="Lienhypertexte"/>
         </w:rPr>
       </w:pPr>
       <w:hyperlink r:id="rId18" w:history="1">
         <w:r>
           <w:rPr>
             <w:rStyle w:val="Lienhypertexte"/>
-            <w:lang w:val="en-US"/>
           </w:rPr>
-          <w:t xml:space="preserve">Tailwind Modal Component — Tailwind CSS Components </w:t>
+          <w:t>https://www.php.net/manual/fr/function.strlen.php</w:t>
         </w:r>
-        <w:proofErr w:type="gramStart"/>
+      </w:hyperlink>
+    </w:p>
+    <w:p>
+      <w:pPr>
+        <w:rPr>
+          <w:rStyle w:val="Lienhypertexte"/>
+          <w:lang w:val="en-US"/>
+        </w:rPr>
+      </w:pPr>
+      <w:hyperlink r:id="rId19" w:history="1">
         <w:r>
           <w:rPr>
             <w:rStyle w:val="Lienhypertexte"/>
             <w:lang w:val="en-US"/>
           </w:rPr>
-          <w:t>( version</w:t>
+          <w:t>Tailwind Modal Component — Tailwind CSS Components ( version 4 update is here )</w:t>
         </w:r>
-        <w:proofErr w:type="gramEnd"/>
+      </w:hyperlink>
+    </w:p>
+    <w:p>
+      <w:pPr>
+        <w:rPr>
+          <w:lang w:val="en-US"/>
+        </w:rPr>
+      </w:pPr>
+      <w:hyperlink r:id="rId20" w:history="1">
         <w:r>
           <w:rPr>
             <w:rStyle w:val="Lienhypertexte"/>
             <w:lang w:val="en-US"/>
           </w:rPr>
-          <w:t xml:space="preserve"> 4 update is here )</w:t>
+          <w:t>https://www.deepl.com/</w:t>
         </w:r>
       </w:hyperlink>
+    </w:p>
+    <w:p>
+      <w:pPr>
+        <w:rPr>
+          <w:lang w:val="en-US"/>
+        </w:rPr>
+      </w:pPr>
+      <w:r>
+        <w:rPr>
+          <w:lang w:val="en-US"/>
+        </w:rPr>
+        <w:t>https://translate.google.com/</w:t>
+      </w:r>
     </w:p>
     <w:p>
       <w:pPr>
@@ -2882,12 +2966,7 @@
 </file>
 
 <file path=customXml/item1.xml><?xml version="1.0" encoding="utf-8"?>
-<?mso-contentType ?>
-<FormTemplates xmlns="http://schemas.microsoft.com/sharepoint/v3/contenttype/forms">
-  <Display>DocumentLibraryForm</Display>
-  <Edit>DocumentLibraryForm</Edit>
-  <New>DocumentLibraryForm</New>
-</FormTemplates>
+<b:Sources xmlns:b="http://schemas.openxmlformats.org/officeDocument/2006/bibliography" xmlns="http://schemas.openxmlformats.org/officeDocument/2006/bibliography" SelectedStyle="\APASixthEditionOfficeOnline.xsl" StyleName="APA" Version="6"/>
 </file>
 
 <file path=customXml/item2.xml><?xml version="1.0" encoding="utf-8"?>
@@ -3144,7 +3223,12 @@
 </file>
 
 <file path=customXml/item3.xml><?xml version="1.0" encoding="utf-8"?>
-<b:Sources xmlns:b="http://schemas.openxmlformats.org/officeDocument/2006/bibliography" xmlns="http://schemas.openxmlformats.org/officeDocument/2006/bibliography" SelectedStyle="\APASixthEditionOfficeOnline.xsl" StyleName="APA" Version="6"/>
+<?mso-contentType ?>
+<FormTemplates xmlns="http://schemas.microsoft.com/sharepoint/v3/contenttype/forms">
+  <Display>DocumentLibraryForm</Display>
+  <Edit>DocumentLibraryForm</Edit>
+  <New>DocumentLibraryForm</New>
+</FormTemplates>
 </file>
 
 <file path=customXml/item4.xml><?xml version="1.0" encoding="utf-8"?>
@@ -3156,9 +3240,9 @@
 </file>
 
 <file path=customXml/itemProps1.xml><?xml version="1.0" encoding="utf-8"?>
-<ds:datastoreItem xmlns:ds="http://schemas.openxmlformats.org/officeDocument/2006/customXml" ds:itemID="{B40BDD30-5C6F-4CE7-A239-E1CC62841014}">
+<ds:datastoreItem xmlns:ds="http://schemas.openxmlformats.org/officeDocument/2006/customXml" ds:itemID="{D0F41924-4BEF-4C66-BDA8-2632E4D4AC33}">
   <ds:schemaRefs>
-    <ds:schemaRef ds:uri="http://schemas.microsoft.com/sharepoint/v3/contenttype/forms"/>
+    <ds:schemaRef ds:uri="http://schemas.openxmlformats.org/officeDocument/2006/bibliography"/>
   </ds:schemaRefs>
 </ds:datastoreItem>
 </file>
@@ -3183,9 +3267,9 @@
 </file>
 
 <file path=customXml/itemProps3.xml><?xml version="1.0" encoding="utf-8"?>
-<ds:datastoreItem xmlns:ds="http://schemas.openxmlformats.org/officeDocument/2006/customXml" ds:itemID="{D0F41924-4BEF-4C66-BDA8-2632E4D4AC33}">
+<ds:datastoreItem xmlns:ds="http://schemas.openxmlformats.org/officeDocument/2006/customXml" ds:itemID="{B40BDD30-5C6F-4CE7-A239-E1CC62841014}">
   <ds:schemaRefs>
-    <ds:schemaRef ds:uri="http://schemas.openxmlformats.org/officeDocument/2006/bibliography"/>
+    <ds:schemaRef ds:uri="http://schemas.microsoft.com/sharepoint/v3/contenttype/forms"/>
   </ds:schemaRefs>
 </ds:datastoreItem>
 </file>
